--- a/企业AI培训_交付包/高级课程_完整交付包/04_授课讲义/高级_授课讲义.docx
+++ b/企业AI培训_交付包/高级课程_完整交付包/04_授课讲义/高级_授课讲义.docx
@@ -113,7 +113,7 @@
         </w:pict>
       </w:r>
     </w:p>
-    <w:bookmarkStart w:id="15" w:name="h1-智能工厂梯度与战略讲义"/>
+    <w:bookmarkStart w:id="15" w:name="h1-企业-ai-成熟度梯度与战略讲义"/>
     <w:p>
       <w:pPr>
         <w:pStyle w:val="Heading2"/>
@@ -125,7 +125,16 @@
         <w:rPr>
           <w:rFonts w:hint="eastAsia"/>
         </w:rPr>
-        <w:t xml:space="preserve">智能工厂梯度与战略（讲义）</w:t>
+        <w:t xml:space="preserve">企业</w:t>
+      </w:r>
+      <w:r>
+        <w:t xml:space="preserve"> AI </w:t>
+      </w:r>
+      <w:r>
+        <w:rPr>
+          <w:rFonts w:hint="eastAsia"/>
+        </w:rPr>
+        <w:t xml:space="preserve">成熟度梯度与战略（讲义）</w:t>
       </w:r>
     </w:p>
     <w:bookmarkStart w:id="9" w:name="模块目标战略层语言"/>
@@ -151,7 +160,16 @@
         <w:rPr>
           <w:rFonts w:hint="eastAsia"/>
         </w:rPr>
-        <w:t xml:space="preserve">让高管建立”智能工厂不是买设备，而是梯度晋级的能力建设”的战略认知；能用国家</w:t>
+        <w:t xml:space="preserve">让高管建立”AI</w:t>
+      </w:r>
+      <w:r>
+        <w:t xml:space="preserve"> </w:t>
+      </w:r>
+      <w:r>
+        <w:rPr>
+          <w:rFonts w:hint="eastAsia"/>
+        </w:rPr>
+        <w:t xml:space="preserve">转型不是买工具，而是梯度晋级的能力建设”的战略认知；能用国家</w:t>
       </w:r>
       <w:r>
         <w:t xml:space="preserve"> 2027 </w:t>
@@ -187,16 +205,16 @@
         <w:rPr>
           <w:rFonts w:hint="eastAsia"/>
         </w:rPr>
-        <w:t xml:space="preserve">各位厂长、各位</w:t>
-      </w:r>
-      <w:r>
-        <w:t xml:space="preserve"> </w:t>
-      </w:r>
-      <w:r>
-        <w:rPr>
-          <w:rFonts w:hint="eastAsia"/>
-        </w:rPr>
-        <w:t xml:space="preserve">CIO、CDO，咱们先不聊技术。作为厂长，你最该操心的不是”今年要不要上</w:t>
+        <w:t xml:space="preserve">各位</w:t>
+      </w:r>
+      <w:r>
+        <w:t xml:space="preserve"> </w:t>
+      </w:r>
+      <w:r>
+        <w:rPr>
+          <w:rFonts w:hint="eastAsia"/>
+        </w:rPr>
+        <w:t xml:space="preserve">CEO、CIO、CDO、数字化负责人，咱们先不聊技术。作为一把手，你最该操心的不是”今年要不要上</w:t>
       </w:r>
       <w:r>
         <w:t xml:space="preserve"> </w:t>
@@ -213,7 +231,7 @@
           <w:b/>
           <w:bCs/>
         </w:rPr>
-        <w:t xml:space="preserve">“三年后我的厂在行业里是第几梯队，凭什么不掉队”</w:t>
+        <w:t xml:space="preserve">“三年后我的企业在行业里是第几梯队，凭什么不掉队”</w:t>
       </w:r>
       <w:r>
         <w:t xml:space="preserve">。</w:t>
@@ -227,21 +245,7 @@
         <w:rPr>
           <w:rFonts w:hint="eastAsia"/>
         </w:rPr>
-        <w:t xml:space="preserve">我先把框架摆出来——国家把智能工厂分三级：</w:t>
-      </w:r>
-      <w:r>
-        <w:rPr>
-          <w:rFonts w:hint="eastAsia"/>
-          <w:b/>
-          <w:bCs/>
-        </w:rPr>
-        <w:t xml:space="preserve">基础级、卓越级、领航级</w:t>
-      </w:r>
-      <w:r>
-        <w:rPr>
-          <w:rFonts w:hint="eastAsia"/>
-        </w:rPr>
-        <w:t xml:space="preserve">。基础级，是产线单点上了数字化、能采集数据；卓越级，是数据打通、关键场景用</w:t>
+        <w:t xml:space="preserve">我先把框架摆出来——国家把企业</w:t>
       </w:r>
       <w:r>
         <w:t xml:space="preserve"> AI </w:t>
@@ -250,16 +254,48 @@
         <w:rPr>
           <w:rFonts w:hint="eastAsia"/>
         </w:rPr>
-        <w:t xml:space="preserve">决策、能自我优化；领航级，是全产业链协同、AI</w:t>
-      </w:r>
-      <w:r>
-        <w:t xml:space="preserve"> </w:t>
-      </w:r>
-      <w:r>
-        <w:rPr>
-          <w:rFonts w:hint="eastAsia"/>
-        </w:rPr>
-        <w:t xml:space="preserve">深度嵌入研发-制造-服务、成为行业范式。这不是形容词，是工信部明确的梯度。</w:t>
+        <w:t xml:space="preserve">成熟度分四级：</w:t>
+      </w:r>
+      <w:r>
+        <w:rPr>
+          <w:rFonts w:hint="eastAsia"/>
+          <w:b/>
+          <w:bCs/>
+        </w:rPr>
+        <w:t xml:space="preserve">起步级、扩展级、规模化级、智能级</w:t>
+      </w:r>
+      <w:r>
+        <w:rPr>
+          <w:rFonts w:hint="eastAsia"/>
+        </w:rPr>
+        <w:t xml:space="preserve">。起步级，是单点上了数字化、能采集数据；扩展级，是数据打通、关键场景用</w:t>
+      </w:r>
+      <w:r>
+        <w:t xml:space="preserve"> AI </w:t>
+      </w:r>
+      <w:r>
+        <w:rPr>
+          <w:rFonts w:hint="eastAsia"/>
+        </w:rPr>
+        <w:t xml:space="preserve">决策、能自我优化；规模化级，是跨部门协同、AI</w:t>
+      </w:r>
+      <w:r>
+        <w:t xml:space="preserve"> </w:t>
+      </w:r>
+      <w:r>
+        <w:rPr>
+          <w:rFonts w:hint="eastAsia"/>
+        </w:rPr>
+        <w:t xml:space="preserve">深度嵌入核心业务；智能级，是</w:t>
+      </w:r>
+      <w:r>
+        <w:t xml:space="preserve"> AI </w:t>
+      </w:r>
+      <w:r>
+        <w:rPr>
+          <w:rFonts w:hint="eastAsia"/>
+        </w:rPr>
+        <w:t xml:space="preserve">成为组织决策的默认方式、成为行业范式。这不是形容词，是”人工智能+“行动明确的能力梯度。</w:t>
       </w:r>
     </w:p>
     <w:p>
@@ -278,22 +314,22 @@
           <w:b/>
           <w:bCs/>
         </w:rPr>
-        <w:t xml:space="preserve">陕汽</w:t>
-      </w:r>
-      <w:r>
-        <w:rPr>
-          <w:rFonts w:hint="eastAsia"/>
-        </w:rPr>
-        <w:t xml:space="preserve">。陕汽不是一夜之间变智能的，它走的是”AI</w:t>
-      </w:r>
-      <w:r>
-        <w:t xml:space="preserve"> </w:t>
-      </w:r>
-      <w:r>
-        <w:rPr>
-          <w:rFonts w:hint="eastAsia"/>
-        </w:rPr>
-        <w:t xml:space="preserve">赋能、共学共进”的群众路线：一边建”数字工匠”人才梯队，一边搭”青蓝蓄能站”做知识与人才平台，让老师傅的经验和年轻人的</w:t>
+        <w:t xml:space="preserve">看跨行业标杆怎么走的</w:t>
+      </w:r>
+      <w:r>
+        <w:rPr>
+          <w:rFonts w:hint="eastAsia"/>
+        </w:rPr>
+        <w:t xml:space="preserve">。标杆不是一夜之间变智能的，它走的是”AI</w:t>
+      </w:r>
+      <w:r>
+        <w:t xml:space="preserve"> </w:t>
+      </w:r>
+      <w:r>
+        <w:rPr>
+          <w:rFonts w:hint="eastAsia"/>
+        </w:rPr>
+        <w:t xml:space="preserve">赋能、共学共进”的群众路线：一边建</w:t>
       </w:r>
       <w:r>
         <w:t xml:space="preserve"> AI </w:t>
@@ -302,6 +338,15 @@
         <w:rPr>
           <w:rFonts w:hint="eastAsia"/>
         </w:rPr>
+        <w:t xml:space="preserve">人才梯队，一边搭知识与人才平台，让老员工的经验和年轻人的</w:t>
+      </w:r>
+      <w:r>
+        <w:t xml:space="preserve"> AI </w:t>
+      </w:r>
+      <w:r>
+        <w:rPr>
+          <w:rFonts w:hint="eastAsia"/>
+        </w:rPr>
         <w:t xml:space="preserve">工具互相喂养。它的晋级，靠的不是买一套最贵的系统，而是</w:t>
       </w:r>
       <w:r>
@@ -346,16 +391,16 @@
         <w:rPr>
           <w:rFonts w:hint="eastAsia"/>
         </w:rPr>
-        <w:t xml:space="preserve">三件事</w:t>
-      </w:r>
-      <w:r>
-        <w:t xml:space="preserve"> </w:t>
-      </w:r>
-      <w:r>
-        <w:rPr>
-          <w:rFonts w:hint="eastAsia"/>
-        </w:rPr>
-        <w:t xml:space="preserve">simultaneous（同时）推进。</w:t>
+        <w:t xml:space="preserve">三件事同时推进。（制造客户加开展开陕汽”数字工匠</w:t>
+      </w:r>
+      <w:r>
+        <w:t xml:space="preserve"> / </w:t>
+      </w:r>
+      <w:r>
+        <w:rPr>
+          <w:rFonts w:hint="eastAsia"/>
+        </w:rPr>
+        <w:t xml:space="preserve">青蓝蓄能站”样本。）</w:t>
       </w:r>
     </w:p>
     <w:p>
@@ -379,18 +424,26 @@
       </w:r>
       <w:r>
         <w:rPr>
-          <w:b/>
-          <w:bCs/>
-        </w:rPr>
-        <w:t xml:space="preserve">1000 </w:t>
-      </w:r>
-      <w:r>
-        <w:rPr>
-          <w:rFonts w:hint="eastAsia"/>
-          <w:b/>
-          <w:bCs/>
-        </w:rPr>
-        <w:t xml:space="preserve">个工业智能体、500</w:t>
+          <w:rFonts w:hint="eastAsia"/>
+          <w:b/>
+          <w:bCs/>
+        </w:rPr>
+        <w:t xml:space="preserve">约</w:t>
+      </w:r>
+      <w:r>
+        <w:rPr>
+          <w:b/>
+          <w:bCs/>
+        </w:rPr>
+        <w:t xml:space="preserve"> 1000 </w:t>
+      </w:r>
+      <w:r>
+        <w:rPr>
+          <w:rFonts w:hint="eastAsia"/>
+          <w:b/>
+          <w:bCs/>
+        </w:rPr>
+        <w:t xml:space="preserve">个行业智能体、500</w:t>
       </w:r>
       <w:r>
         <w:rPr>
@@ -435,7 +488,7 @@
         <w:rPr>
           <w:rFonts w:hint="eastAsia"/>
         </w:rPr>
-        <w:t xml:space="preserve">与制造业的融合会从”示范”走向”强制基线”——以后招投标、大客户准入，会看你有没有智能化梯度认证。</w:t>
+        <w:t xml:space="preserve">与各行业的融合会从”示范”走向”强制基线”——以后招投标、大客户准入，会看你有没有智能化梯度认证。</w:t>
       </w:r>
     </w:p>
     <w:p>
@@ -454,7 +507,7 @@
           <w:b/>
           <w:bCs/>
         </w:rPr>
-        <w:t xml:space="preserve">基础级</w:t>
+        <w:t xml:space="preserve">起步级</w:t>
       </w:r>
       <w:r>
         <w:rPr>
@@ -468,7 +521,7 @@
           <w:b/>
           <w:bCs/>
         </w:rPr>
-        <w:t xml:space="preserve">卓越级</w:t>
+        <w:t xml:space="preserve">扩展级</w:t>
       </w:r>
       <w:r>
         <w:rPr>
@@ -491,13 +544,13 @@
           <w:b/>
           <w:bCs/>
         </w:rPr>
-        <w:t xml:space="preserve">领航级</w:t>
-      </w:r>
-      <w:r>
-        <w:rPr>
-          <w:rFonts w:hint="eastAsia"/>
-        </w:rPr>
-        <w:t xml:space="preserve">（全链协同）？我见过太多厂长，设备投了不少，但数据散在十几个系统里谁也调不动——这叫”有基础级的花钱，没基础级的能力”。</w:t>
+        <w:t xml:space="preserve">规模化级</w:t>
+      </w:r>
+      <w:r>
+        <w:rPr>
+          <w:rFonts w:hint="eastAsia"/>
+        </w:rPr>
+        <w:t xml:space="preserve">（跨部门协同）？我见过太多企业，工具投了不少，但数据散在十几个系统里谁也调不动——这叫”有起步级的花钱，没起步级的能力”。</w:t>
       </w:r>
     </w:p>
     <w:p>
@@ -516,7 +569,7 @@
           <w:b/>
           <w:bCs/>
         </w:rPr>
-        <w:t xml:space="preserve">梯度自评表</w:t>
+        <w:t xml:space="preserve">成熟度自评表</w:t>
       </w:r>
       <w:r>
         <w:rPr>
@@ -531,7 +584,7 @@
         <w:rPr>
           <w:rFonts w:hint="eastAsia"/>
         </w:rPr>
-        <w:t xml:space="preserve">分）。别拍脑袋，回去让信息化和车间各打一次分，差距就是你的路线图起点。</w:t>
+        <w:t xml:space="preserve">分）。别拍脑袋，回去让信息化和各业务线各打一次分，差距就是你的路线图起点。</w:t>
       </w:r>
     </w:p>
     <w:p>
@@ -556,7 +609,7 @@
         <w:rPr>
           <w:rFonts w:hint="eastAsia"/>
         </w:rPr>
-        <w:t xml:space="preserve">。自动化是把人从重复劳动里替掉，智能化是让系统替你做不确定性决策。很多厂自动化很高、智能化很低——机器人满地跑，但排产还得靠老师傅拍脑门。梯度晋级，晋级的是”决策智能”，不是”机器数量”。</w:t>
+        <w:t xml:space="preserve">。自动化是把人从重复劳动里替掉，智能化是让系统替你做不确定性决策。很多企业自动化很高、智能化很低——流程跑得很顺，但关键决策还得靠老师傅拍脑门。梯度晋级，晋级的是”决策智能”，不是”工具数量”。</w:t>
       </w:r>
     </w:p>
     <w:bookmarkEnd w:id="10"/>
@@ -611,7 +664,7 @@
         <w:rPr>
           <w:rFonts w:hint="eastAsia"/>
         </w:rPr>
-        <w:t xml:space="preserve">：用”梯度自评表”四人组给本企业打分，标注”最强维度”和”最短木板”。</w:t>
+        <w:t xml:space="preserve">：用”成熟度自评表”四人组给本企业打分，标注”最强维度”和”最短木板”。</w:t>
       </w:r>
     </w:p>
     <w:p>
@@ -734,7 +787,22 @@
           <w:b/>
           <w:bCs/>
         </w:rPr>
-        <w:t xml:space="preserve">智能工厂三级梯度——你厂在第几层？</w:t>
+        <w:t xml:space="preserve">企业</w:t>
+      </w:r>
+      <w:r>
+        <w:rPr>
+          <w:b/>
+          <w:bCs/>
+        </w:rPr>
+        <w:t xml:space="preserve"> AI </w:t>
+      </w:r>
+      <w:r>
+        <w:rPr>
+          <w:rFonts w:hint="eastAsia"/>
+          <w:b/>
+          <w:bCs/>
+        </w:rPr>
+        <w:t xml:space="preserve">成熟度四级梯度——你在第几层？</w:t>
       </w:r>
     </w:p>
     <w:p>
@@ -757,7 +825,7 @@
           <w:b/>
           <w:bCs/>
         </w:rPr>
-        <w:t xml:space="preserve">“晋级的是决策智能，不是机器数量。”</w:t>
+        <w:t xml:space="preserve">“晋级的是决策智能，不是工具数量。”</w:t>
       </w:r>
     </w:p>
     <w:p>
@@ -772,25 +840,43 @@
         <w:rPr>
           <w:rFonts w:hint="eastAsia"/>
         </w:rPr>
-        <w:t xml:space="preserve">三柱：基础级（单点数字）→</w:t>
-      </w:r>
-      <w:r>
-        <w:t xml:space="preserve"> </w:t>
-      </w:r>
-      <w:r>
-        <w:rPr>
-          <w:rFonts w:hint="eastAsia"/>
-        </w:rPr>
-        <w:t xml:space="preserve">卓越级（数据打通+AI决策）→</w:t>
-      </w:r>
-      <w:r>
-        <w:t xml:space="preserve"> </w:t>
-      </w:r>
-      <w:r>
-        <w:rPr>
-          <w:rFonts w:hint="eastAsia"/>
-        </w:rPr>
-        <w:t xml:space="preserve">领航级（全链协同）</w:t>
+        <w:t xml:space="preserve">四柱：起步级（单点数字）→</w:t>
+      </w:r>
+      <w:r>
+        <w:t xml:space="preserve"> </w:t>
+      </w:r>
+      <w:r>
+        <w:rPr>
+          <w:rFonts w:hint="eastAsia"/>
+        </w:rPr>
+        <w:t xml:space="preserve">扩展级（数据打通+AI决策）→</w:t>
+      </w:r>
+      <w:r>
+        <w:t xml:space="preserve"> </w:t>
+      </w:r>
+      <w:r>
+        <w:rPr>
+          <w:rFonts w:hint="eastAsia"/>
+        </w:rPr>
+        <w:t xml:space="preserve">规模化级（跨部门协同）→</w:t>
+      </w:r>
+      <w:r>
+        <w:t xml:space="preserve"> </w:t>
+      </w:r>
+      <w:r>
+        <w:rPr>
+          <w:rFonts w:hint="eastAsia"/>
+        </w:rPr>
+        <w:t xml:space="preserve">智能级（AI</w:t>
+      </w:r>
+      <w:r>
+        <w:t xml:space="preserve"> </w:t>
+      </w:r>
+      <w:r>
+        <w:rPr>
+          <w:rFonts w:hint="eastAsia"/>
+        </w:rPr>
+        <w:t xml:space="preserve">默认决策）</w:t>
       </w:r>
     </w:p>
     <w:p>
@@ -847,7 +933,7 @@
         <w:rPr>
           <w:rFonts w:hint="eastAsia"/>
         </w:rPr>
-        <w:t xml:space="preserve">陕汽样本：数字工匠</w:t>
+        <w:t xml:space="preserve">跨行业标杆样本：人才密度</w:t>
       </w:r>
       <w:r>
         <w:t xml:space="preserve"> × </w:t>
@@ -856,16 +942,16 @@
         <w:rPr>
           <w:rFonts w:hint="eastAsia"/>
         </w:rPr>
-        <w:t xml:space="preserve">青蓝蓄能站</w:t>
-      </w:r>
-      <w:r>
-        <w:t xml:space="preserve"> = </w:t>
-      </w:r>
-      <w:r>
-        <w:rPr>
-          <w:rFonts w:hint="eastAsia"/>
-        </w:rPr>
-        <w:t xml:space="preserve">人才密度×场景节奏×数据沉淀</w:t>
+        <w:t xml:space="preserve">场景节奏</w:t>
+      </w:r>
+      <w:r>
+        <w:t xml:space="preserve"> × </w:t>
+      </w:r>
+      <w:r>
+        <w:rPr>
+          <w:rFonts w:hint="eastAsia"/>
+        </w:rPr>
+        <w:t xml:space="preserve">数据沉淀</w:t>
       </w:r>
     </w:p>
     <w:bookmarkEnd w:id="12"/>
@@ -907,7 +993,7 @@
           <w:b/>
           <w:bCs/>
         </w:rPr>
-        <w:t xml:space="preserve">“我们厂小，冲不了标杆，这跟我有啥关系？”</w:t>
+        <w:t xml:space="preserve">“我们企业小，冲不了标杆，这跟我有啥关系？”</w:t>
       </w:r>
       <w:r>
         <w:t xml:space="preserve"> </w:t>
@@ -919,7 +1005,7 @@
         <w:rPr>
           <w:rFonts w:hint="eastAsia"/>
         </w:rPr>
-        <w:t xml:space="preserve">标杆是头部示范，但梯度认证是普惠的。小厂可以先冲”基础级→卓越级”的局部场景（如一台关键设备的预测维护），照样进供应链优选名单。政策不是只给大厂发糖。</w:t>
+        <w:t xml:space="preserve">标杆是头部示范，但梯度认证是普惠的。小企业可以先冲”起步级→扩展级”的局部场景（如一个关键流程的预测预警），照样进供应链优选名单。政策不是只给大厂发糖。</w:t>
       </w:r>
     </w:p>
     <w:p>
@@ -948,7 +1034,7 @@
         <w:rPr>
           <w:rFonts w:hint="eastAsia"/>
         </w:rPr>
-        <w:t xml:space="preserve">晋级的成本主要在组织和数据，不在硬件。陕汽的经验是”先共学、再试点、慢投入”，用人才密度摊薄技术采购风险。</w:t>
+        <w:t xml:space="preserve">晋级的成本主要在组织和数据，不在硬件。标杆的经验是”先共学、再试点、慢投入”，用人才密度摊薄技术采购风险。</w:t>
       </w:r>
     </w:p>
     <w:p>
@@ -986,7 +1072,7 @@
         <w:rPr>
           <w:rFonts w:hint="eastAsia"/>
         </w:rPr>
-        <w:t xml:space="preserve">AI+制造写进强制基线逻辑，大客户准入、招投标会逐步挂钩。窗口期红利是真金白银。</w:t>
+        <w:t xml:space="preserve">AI+行业写进强制基线逻辑，大客户准入、招投标会逐步挂钩。窗口期红利是真金白银。</w:t>
       </w:r>
     </w:p>
     <w:bookmarkEnd w:id="13"/>
@@ -1017,7 +1103,16 @@
         <w:rPr>
           <w:rFonts w:hint="eastAsia"/>
         </w:rPr>
-        <w:t xml:space="preserve">本企业《智能工厂梯度自评表》（四维度打分</w:t>
+        <w:t xml:space="preserve">本企业《AI</w:t>
+      </w:r>
+      <w:r>
+        <w:t xml:space="preserve"> </w:t>
+      </w:r>
+      <w:r>
+        <w:rPr>
+          <w:rFonts w:hint="eastAsia"/>
+        </w:rPr>
+        <w:t xml:space="preserve">成熟度自评表》（四维度打分</w:t>
       </w:r>
       <w:r>
         <w:t xml:space="preserve"> + </w:t>
@@ -1100,16 +1195,7 @@
         <w:rPr>
           <w:rFonts w:hint="eastAsia"/>
         </w:rPr>
-        <w:t xml:space="preserve">让高管掌握”技术选型不追新、看匹配”的决策框架；能基于本企业业态，判断云-边-端如何分工、大模型与小模型怎么配、数字孪生/工业智能体/5G+AI</w:t>
-      </w:r>
-      <w:r>
-        <w:t xml:space="preserve"> </w:t>
-      </w:r>
-      <w:r>
-        <w:rPr>
-          <w:rFonts w:hint="eastAsia"/>
-        </w:rPr>
-        <w:t xml:space="preserve">在哪些环节真正有价值。</w:t>
+        <w:t xml:space="preserve">让高管掌握”技术选型不追新、看匹配”的决策框架；能基于本企业业态，判断云-边-端如何分工、大模型与小模型怎么配、数字孪生/行业智能体/实时连接在哪些环节真正有价值。</w:t>
       </w:r>
     </w:p>
     <w:bookmarkEnd w:id="16"/>
@@ -1175,7 +1261,7 @@
         <w:rPr>
           <w:rFonts w:hint="eastAsia"/>
         </w:rPr>
-        <w:t xml:space="preserve">。云端算得强、但时延高；边缘（产线旁的服务器/网关）时延低、适合实时控制；终端（设备本身）最靠近数据。规则很简单——</w:t>
+        <w:t xml:space="preserve">。云端算得强、但时延高；边缘（靠近业务现场的服务器/网关）时延低、适合实时处理；终端最靠近数据。规则很简单——</w:t>
       </w:r>
       <w:r>
         <w:rPr>
@@ -1189,7 +1275,7 @@
         <w:rPr>
           <w:rFonts w:hint="eastAsia"/>
         </w:rPr>
-        <w:t xml:space="preserve">。比如视觉质检要在产线边</w:t>
+        <w:t xml:space="preserve">。比如实时风控要在现场</w:t>
       </w:r>
       <w:r>
         <w:t xml:space="preserve"> 30 </w:t>
@@ -1198,7 +1284,7 @@
         <w:rPr>
           <w:rFonts w:hint="eastAsia"/>
         </w:rPr>
-        <w:t xml:space="preserve">秒内判缺陷，就必须边缘推理；而跨工厂的排产优化，可以放云端。</w:t>
+        <w:t xml:space="preserve">秒内判异常，就必须边缘推理；而跨区域的资源调度优化，可以放云端。</w:t>
       </w:r>
     </w:p>
     <w:p>
@@ -1217,7 +1303,7 @@
           <w:b/>
           <w:bCs/>
         </w:rPr>
-        <w:t xml:space="preserve">工业大模型</w:t>
+        <w:t xml:space="preserve">大模型</w:t>
       </w:r>
       <w:r>
         <w:rPr>
@@ -1258,25 +1344,7 @@
         <w:rPr>
           <w:rFonts w:hint="eastAsia"/>
         </w:rPr>
-        <w:t xml:space="preserve">。大模型擅长认知协同：读手册、写报告、做知识问答；小模型（机理模型、统计模型、视觉分类模型）擅长确定性控制：预测故障、判缺陷、控参数。陕汽设备</w:t>
-      </w:r>
-      <w:r>
-        <w:t xml:space="preserve"> AI </w:t>
-      </w:r>
-      <w:r>
-        <w:rPr>
-          <w:rFonts w:hint="eastAsia"/>
-        </w:rPr>
-        <w:t xml:space="preserve">预维护，是振动信号的小模型在</w:t>
-      </w:r>
-      <w:r>
-        <w:t xml:space="preserve"> 10 </w:t>
-      </w:r>
-      <w:r>
-        <w:rPr>
-          <w:rFonts w:hint="eastAsia"/>
-        </w:rPr>
-        <w:t xml:space="preserve">秒内预警，不是大模型在写诗。高阶打法是两者结合：小模型报警</w:t>
+        <w:t xml:space="preserve">。大模型擅长认知协同：读文档、写报告、做知识问答；小模型（机理模型、统计模型、专用分类模型）擅长确定性任务：预测风险、判定异常、控制参数。高阶打法是两者结合：小模型报警</w:t>
       </w:r>
       <w:r>
         <w:t xml:space="preserve"> + </w:t>
@@ -1285,7 +1353,7 @@
         <w:rPr>
           <w:rFonts w:hint="eastAsia"/>
         </w:rPr>
-        <w:t xml:space="preserve">大模型把证据翻译成人话给老师傅看。</w:t>
+        <w:t xml:space="preserve">大模型把证据翻译成人话给业务看。</w:t>
       </w:r>
     </w:p>
     <w:p>
@@ -1308,9 +1376,24 @@
       </w:r>
       <w:r>
         <w:rPr>
-          <w:rFonts w:hint="eastAsia"/>
-        </w:rPr>
-        <w:t xml:space="preserve">。物理改动前先仿真——新产线布局、新工艺参数，先在虚拟里跑一万次，再落到实地。这能省下的，是试错成本和停机损失。</w:t>
+          <w:b/>
+          <w:bCs/>
+        </w:rPr>
+        <w:t xml:space="preserve"> / </w:t>
+      </w:r>
+      <w:r>
+        <w:rPr>
+          <w:rFonts w:hint="eastAsia"/>
+          <w:b/>
+          <w:bCs/>
+        </w:rPr>
+        <w:t xml:space="preserve">仿真（视行业可选）</w:t>
+      </w:r>
+      <w:r>
+        <w:rPr>
+          <w:rFonts w:hint="eastAsia"/>
+        </w:rPr>
+        <w:t xml:space="preserve">。物理或流程改动前先仿真——新流程布局、新业务参数，先在虚拟里跑一万次，再落到实地。这能省下的，是试错成本和停机损失。</w:t>
       </w:r>
     </w:p>
     <w:p>
@@ -1329,7 +1412,7 @@
           <w:b/>
           <w:bCs/>
         </w:rPr>
-        <w:t xml:space="preserve">工业智能体</w:t>
+        <w:t xml:space="preserve">行业智能体</w:t>
       </w:r>
       <w:r>
         <w:rPr>
@@ -1350,52 +1433,17 @@
       </w:r>
       <w:r>
         <w:rPr>
-          <w:b/>
-          <w:bCs/>
-        </w:rPr>
-        <w:t xml:space="preserve">5G+AI</w:t>
-      </w:r>
-      <w:r>
-        <w:rPr>
-          <w:rFonts w:hint="eastAsia"/>
-        </w:rPr>
-        <w:t xml:space="preserve">。柔性产线要设备随时重组、移动装备要实时回传，靠的是</w:t>
-      </w:r>
-      <w:r>
-        <w:t xml:space="preserve"> 5G </w:t>
-      </w:r>
-      <w:r>
-        <w:rPr>
-          <w:rFonts w:hint="eastAsia"/>
-        </w:rPr>
-        <w:t xml:space="preserve">的低时延广连接。如果你的业态是固定流水线，5G</w:t>
-      </w:r>
-      <w:r>
-        <w:t xml:space="preserve"> </w:t>
-      </w:r>
-      <w:r>
-        <w:rPr>
-          <w:rFonts w:hint="eastAsia"/>
-        </w:rPr>
-        <w:t xml:space="preserve">价值有限；如果是仓储</w:t>
-      </w:r>
-      <w:r>
-        <w:t xml:space="preserve"> </w:t>
-      </w:r>
-      <w:r>
-        <w:rPr>
-          <w:rFonts w:hint="eastAsia"/>
-        </w:rPr>
-        <w:t xml:space="preserve">AGV、移动检测，5G</w:t>
-      </w:r>
-      <w:r>
-        <w:t xml:space="preserve"> </w:t>
-      </w:r>
-      <w:r>
-        <w:rPr>
-          <w:rFonts w:hint="eastAsia"/>
-        </w:rPr>
-        <w:t xml:space="preserve">就是刚需。</w:t>
+          <w:rFonts w:hint="eastAsia"/>
+          <w:b/>
+          <w:bCs/>
+        </w:rPr>
+        <w:t xml:space="preserve">端侧与实时连接</w:t>
+      </w:r>
+      <w:r>
+        <w:rPr>
+          <w:rFonts w:hint="eastAsia"/>
+        </w:rPr>
+        <w:t xml:space="preserve">。实时业务要系统随时响应、移动场景要数据实时回传，靠的是低时延、广连接（5G/边缘计算按需引入）。如果你的业务是固定流程，实时连接价值有限；如果是移动、并发、高实时场景，它就是刚需。</w:t>
       </w:r>
     </w:p>
     <w:p>
@@ -1414,7 +1462,7 @@
         <w:rPr>
           <w:rFonts w:hint="eastAsia"/>
         </w:rPr>
-        <w:t xml:space="preserve">：技术线讲原理，行业线讲匹配——离散制造（多品种小批量）和流程制造（连续生产）选型完全不同。别用一套架构套所有厂。</w:t>
+        <w:t xml:space="preserve">：技术线讲原理，业务线讲匹配——不同业态选型完全不同。别用一套架构套所有企业。</w:t>
       </w:r>
     </w:p>
     <w:bookmarkEnd w:id="17"/>
@@ -1462,7 +1510,7 @@
         <w:rPr>
           <w:rFonts w:hint="eastAsia"/>
         </w:rPr>
-        <w:t xml:space="preserve">：给定三个虚构业态（汽车零部件离散厂</w:t>
+        <w:t xml:space="preserve">：给定三个虚构业态（离散制造</w:t>
       </w:r>
       <w:r>
         <w:t xml:space="preserve"> / </w:t>
@@ -1471,7 +1519,7 @@
         <w:rPr>
           <w:rFonts w:hint="eastAsia"/>
         </w:rPr>
-        <w:t xml:space="preserve">化工流程厂</w:t>
+        <w:t xml:space="preserve">流程制造</w:t>
       </w:r>
       <w:r>
         <w:t xml:space="preserve"> / </w:t>
@@ -1480,7 +1528,7 @@
         <w:rPr>
           <w:rFonts w:hint="eastAsia"/>
         </w:rPr>
-        <w:t xml:space="preserve">电子装配厂），各组选一个，用”云-边-端分工</w:t>
+        <w:t xml:space="preserve">服务行业），各组选一个，用”云-边-端分工</w:t>
       </w:r>
       <w:r>
         <w:t xml:space="preserve"> + </w:t>
@@ -1590,7 +1638,7 @@
         <w:rPr>
           <w:rFonts w:hint="eastAsia"/>
         </w:rPr>
-        <w:t xml:space="preserve">大模型：认知协同；小模型：确定性控制；组合：小模型报警+大模型翻译</w:t>
+        <w:t xml:space="preserve">大模型：认知协同；小模型：确定性任务；组合：小模型报警+大模型翻译</w:t>
       </w:r>
     </w:p>
     <w:p>
@@ -1605,7 +1653,7 @@
         <w:rPr>
           <w:rFonts w:hint="eastAsia"/>
         </w:rPr>
-        <w:t xml:space="preserve">数字孪生：先仿真后落地；工业智能体：闭环编排但人留处置权</w:t>
+        <w:t xml:space="preserve">数字孪生（可选）：先仿真后落地；行业智能体：闭环编排但人留处置权</w:t>
       </w:r>
     </w:p>
     <w:bookmarkEnd w:id="19"/>
@@ -1659,7 +1707,7 @@
         <w:rPr>
           <w:rFonts w:hint="eastAsia"/>
         </w:rPr>
-        <w:t xml:space="preserve">火不等于匹配。大模型的强项是认知协同，制造现场的确定性控制它干不过小模型。上错地方才是真落后。</w:t>
+        <w:t xml:space="preserve">火不等于匹配。大模型的强项是认知协同，业务现场的确定性任务它干不过小模型。上错地方才是真落后。</w:t>
       </w:r>
     </w:p>
     <w:p>
@@ -1732,7 +1780,7 @@
         <w:rPr>
           <w:rFonts w:hint="eastAsia"/>
         </w:rPr>
-        <w:t xml:space="preserve">分场景。关键产线、高价值工艺才值得建孪生；非关键环节用简单仿真即可。孪生是省钱工具，不是烧钱摆设。</w:t>
+        <w:t xml:space="preserve">分场景。关键流程、高价值业务才值得建孪生；非关键环节用简单仿真即可。孪生是省钱工具，不是烧钱摆设。</w:t>
       </w:r>
     </w:p>
     <w:bookmarkEnd w:id="20"/>
@@ -2594,7 +2642,7 @@
         <w:rPr>
           <w:rFonts w:hint="eastAsia"/>
         </w:rPr>
-        <w:t xml:space="preserve">账”的指标体系与测算框架；能把制造现场指标（OEE/MTBF/MTTR/不良率/能耗）与组织采纳指标（MAU/MEU、用户分层、业务影响）打通，破解”AI</w:t>
+        <w:t xml:space="preserve">账”的指标体系与测算框架；能把业务运营指标（效率/质量/成本/体验，按行业补充专属指标）与组织采纳指标（MAU/MEU、用户分层、业务影响）打通，破解”AI</w:t>
       </w:r>
       <w:r>
         <w:t xml:space="preserve"> </w:t>
@@ -2630,7 +2678,7 @@
         <w:rPr>
           <w:rFonts w:hint="eastAsia"/>
         </w:rPr>
-        <w:t xml:space="preserve">厂长们，今天这堂课，是解决你们夜里睡不着的那件事——</w:t>
+        <w:t xml:space="preserve">各位一把手，今天这堂课，是解决你们夜里睡不着的那件事——</w:t>
       </w:r>
       <w:r>
         <w:rPr>
@@ -2715,7 +2763,7 @@
         <w:rPr>
           <w:rFonts w:hint="eastAsia"/>
         </w:rPr>
-        <w:t xml:space="preserve">之前停机多少小时”都不知道，上完怎么证明省了？所以第一课：先建指标，再谈投入。</w:t>
+        <w:t xml:space="preserve">之前差错多少、处理多慢”都不知道，上完怎么证明省了？所以第一课：先建指标，再谈投入。</w:t>
       </w:r>
     </w:p>
     <w:p>
@@ -2726,7 +2774,16 @@
         <w:rPr>
           <w:rFonts w:hint="eastAsia"/>
         </w:rPr>
-        <w:t xml:space="preserve">制造现场的硬指标，五个你必须挂在墙上的：</w:t>
+        <w:t xml:space="preserve">业务运营的硬指标，四类你必须挂在墙上的（按行业补充专属指标，制造加开</w:t>
+      </w:r>
+      <w:r>
+        <w:t xml:space="preserve"> </w:t>
+      </w:r>
+      <w:r>
+        <w:rPr>
+          <w:rFonts w:hint="eastAsia"/>
+        </w:rPr>
+        <w:t xml:space="preserve">OEE/MTBF/MTTR/不良率/能耗）：</w:t>
       </w:r>
       <w:r>
         <w:t xml:space="preserve"> </w:t>
@@ -2743,44 +2800,22 @@
           <w:b/>
           <w:bCs/>
         </w:rPr>
-        <w:t xml:space="preserve">OEE（设备综合效率）=</w:t>
-      </w:r>
-      <w:r>
-        <w:rPr>
-          <w:b/>
-          <w:bCs/>
-        </w:rPr>
-        <w:t xml:space="preserve"> </w:t>
-      </w:r>
-      <w:r>
-        <w:rPr>
-          <w:rFonts w:hint="eastAsia"/>
-          <w:b/>
-          <w:bCs/>
-        </w:rPr>
-        <w:t xml:space="preserve">可用率</w:t>
-      </w:r>
-      <w:r>
-        <w:rPr>
-          <w:b/>
-          <w:bCs/>
-        </w:rPr>
-        <w:t xml:space="preserve"> × </w:t>
-      </w:r>
-      <w:r>
-        <w:rPr>
-          <w:rFonts w:hint="eastAsia"/>
-          <w:b/>
-          <w:bCs/>
-        </w:rPr>
-        <w:t xml:space="preserve">性能</w:t>
-      </w:r>
-      <w:r>
-        <w:rPr>
-          <w:b/>
-          <w:bCs/>
-        </w:rPr>
-        <w:t xml:space="preserve"> × </w:t>
+        <w:t xml:space="preserve">效率</w:t>
+      </w:r>
+      <w:r>
+        <w:rPr>
+          <w:rFonts w:hint="eastAsia"/>
+        </w:rPr>
+        <w:t xml:space="preserve">：单件处理时长、自动化率、吞吐量。这是企业的”总心跳”。</w:t>
+      </w:r>
+      <w:r>
+        <w:t xml:space="preserve"> </w:t>
+      </w:r>
+      <w:r>
+        <w:t xml:space="preserve">-</w:t>
+      </w:r>
+      <w:r>
+        <w:t xml:space="preserve"> </w:t>
       </w:r>
       <w:r>
         <w:rPr>
@@ -2794,16 +2829,7 @@
         <w:rPr>
           <w:rFonts w:hint="eastAsia"/>
         </w:rPr>
-        <w:t xml:space="preserve">。这是工厂的”总血压”，低于</w:t>
-      </w:r>
-      <w:r>
-        <w:t xml:space="preserve"> 60% </w:t>
-      </w:r>
-      <w:r>
-        <w:rPr>
-          <w:rFonts w:hint="eastAsia"/>
-        </w:rPr>
-        <w:t xml:space="preserve">基本在失血。</w:t>
+        <w:t xml:space="preserve">：差错率、一次通过率、返工率。这是底线。</w:t>
       </w:r>
       <w:r>
         <w:t xml:space="preserve"> </w:t>
@@ -2820,13 +2846,13 @@
           <w:b/>
           <w:bCs/>
         </w:rPr>
-        <w:t xml:space="preserve">MTBF（平均无故障时间）</w:t>
-      </w:r>
-      <w:r>
-        <w:rPr>
-          <w:rFonts w:hint="eastAsia"/>
-        </w:rPr>
-        <w:t xml:space="preserve">：越长越好，代表设备稳。</w:t>
+        <w:t xml:space="preserve">成本</w:t>
+      </w:r>
+      <w:r>
+        <w:rPr>
+          <w:rFonts w:hint="eastAsia"/>
+        </w:rPr>
+        <w:t xml:space="preserve">：单位成本、节约工时、资源闲置率。</w:t>
       </w:r>
       <w:r>
         <w:t xml:space="preserve"> </w:t>
@@ -2843,13 +2869,118 @@
           <w:b/>
           <w:bCs/>
         </w:rPr>
-        <w:t xml:space="preserve">MTTR（平均修复时间）</w:t>
-      </w:r>
-      <w:r>
-        <w:rPr>
-          <w:rFonts w:hint="eastAsia"/>
-        </w:rPr>
-        <w:t xml:space="preserve">：越短越好，代表抢修快。</w:t>
+        <w:t xml:space="preserve">体验</w:t>
+      </w:r>
+      <w:r>
+        <w:rPr>
+          <w:rFonts w:hint="eastAsia"/>
+        </w:rPr>
+        <w:t xml:space="preserve">：响应时长、客户满意度/NPS。</w:t>
+      </w:r>
+    </w:p>
+    <w:p>
+      <w:pPr>
+        <w:pStyle w:val="BodyText"/>
+      </w:pPr>
+      <w:r>
+        <w:rPr>
+          <w:rFonts w:hint="eastAsia"/>
+        </w:rPr>
+        <w:t xml:space="preserve">举个真实对标：</w:t>
+      </w:r>
+      <w:r>
+        <w:rPr>
+          <w:rFonts w:hint="eastAsia"/>
+          <w:b/>
+          <w:bCs/>
+        </w:rPr>
+        <w:t xml:space="preserve">看跨行业标杆怎么做预测与审核</w:t>
+      </w:r>
+      <w:r>
+        <w:rPr>
+          <w:rFonts w:hint="eastAsia"/>
+        </w:rPr>
+        <w:t xml:space="preserve">。某零售企业用需求预测把缺货率降了、库存周转提了；某金融机构用智能审核把差错率降了</w:t>
+      </w:r>
+      <w:r>
+        <w:t xml:space="preserve"> </w:t>
+      </w:r>
+      <w:r>
+        <w:rPr>
+          <w:rFonts w:hint="eastAsia"/>
+        </w:rPr>
+        <w:t xml:space="preserve">40%。这些不是</w:t>
+      </w:r>
+      <w:r>
+        <w:t xml:space="preserve"> PPT </w:t>
+      </w:r>
+      <w:r>
+        <w:rPr>
+          <w:rFonts w:hint="eastAsia"/>
+        </w:rPr>
+        <w:t xml:space="preserve">数字，是运营指标实打实的改善。（制造客户加开展开西门子</w:t>
+      </w:r>
+      <w:r>
+        <w:t xml:space="preserve"> Senseye -50% </w:t>
+      </w:r>
+      <w:r>
+        <w:rPr>
+          <w:rFonts w:hint="eastAsia"/>
+        </w:rPr>
+        <w:t xml:space="preserve">停机、博世</w:t>
+      </w:r>
+      <w:r>
+        <w:t xml:space="preserve"> -40% </w:t>
+      </w:r>
+      <w:r>
+        <w:rPr>
+          <w:rFonts w:hint="eastAsia"/>
+        </w:rPr>
+        <w:t xml:space="preserve">缺陷铁案。）</w:t>
+      </w:r>
+    </w:p>
+    <w:p>
+      <w:pPr>
+        <w:pStyle w:val="BodyText"/>
+      </w:pPr>
+      <w:r>
+        <w:rPr>
+          <w:rFonts w:hint="eastAsia"/>
+        </w:rPr>
+        <w:t xml:space="preserve">但光看业务指标不够。你们推组织级</w:t>
+      </w:r>
+      <w:r>
+        <w:t xml:space="preserve"> </w:t>
+      </w:r>
+      <w:r>
+        <w:rPr>
+          <w:rFonts w:hint="eastAsia"/>
+        </w:rPr>
+        <w:t xml:space="preserve">AI，还得看”人用没用”。这里对标</w:t>
+      </w:r>
+      <w:r>
+        <w:t xml:space="preserve"> </w:t>
+      </w:r>
+      <w:r>
+        <w:rPr>
+          <w:b/>
+          <w:bCs/>
+        </w:rPr>
+        <w:t xml:space="preserve">GitHub </w:t>
+      </w:r>
+      <w:r>
+        <w:rPr>
+          <w:rFonts w:hint="eastAsia"/>
+          <w:b/>
+          <w:bCs/>
+        </w:rPr>
+        <w:t xml:space="preserve">的采纳指标</w:t>
+      </w:r>
+      <w:r>
+        <w:rPr>
+          <w:rFonts w:hint="eastAsia"/>
+        </w:rPr>
+        <w:t xml:space="preserve">：</w:t>
       </w:r>
       <w:r>
         <w:t xml:space="preserve"> </w:t>
@@ -2866,13 +2997,28 @@
           <w:b/>
           <w:bCs/>
         </w:rPr>
-        <w:t xml:space="preserve">不良率</w:t>
-      </w:r>
-      <w:r>
-        <w:rPr>
-          <w:rFonts w:hint="eastAsia"/>
-        </w:rPr>
-        <w:t xml:space="preserve">：质量红线。</w:t>
+        <w:t xml:space="preserve">MAU（月活用户）/</w:t>
+      </w:r>
+      <w:r>
+        <w:rPr>
+          <w:b/>
+          <w:bCs/>
+        </w:rPr>
+        <w:t xml:space="preserve"> </w:t>
+      </w:r>
+      <w:r>
+        <w:rPr>
+          <w:rFonts w:hint="eastAsia"/>
+          <w:b/>
+          <w:bCs/>
+        </w:rPr>
+        <w:t xml:space="preserve">MEU（月活跃工程用户）</w:t>
+      </w:r>
+      <w:r>
+        <w:rPr>
+          <w:rFonts w:hint="eastAsia"/>
+        </w:rPr>
+        <w:t xml:space="preserve">：多少人真在用。</w:t>
       </w:r>
       <w:r>
         <w:t xml:space="preserve"> </w:t>
@@ -2889,13 +3035,45 @@
           <w:b/>
           <w:bCs/>
         </w:rPr>
-        <w:t xml:space="preserve">单位能耗</w:t>
-      </w:r>
-      <w:r>
-        <w:rPr>
-          <w:rFonts w:hint="eastAsia"/>
-        </w:rPr>
-        <w:t xml:space="preserve">：双碳压力下的硬约束。</w:t>
+        <w:t xml:space="preserve">用户分层</w:t>
+      </w:r>
+      <w:r>
+        <w:rPr>
+          <w:rFonts w:hint="eastAsia"/>
+        </w:rPr>
+        <w:t xml:space="preserve">：铁粉（天天用）、偶尔（任务驱动）、尝鲜（试过就走）。你要的是铁粉比例往上走。</w:t>
+      </w:r>
+      <w:r>
+        <w:t xml:space="preserve"> </w:t>
+      </w:r>
+      <w:r>
+        <w:t xml:space="preserve">-</w:t>
+      </w:r>
+      <w:r>
+        <w:t xml:space="preserve"> </w:t>
+      </w:r>
+      <w:r>
+        <w:rPr>
+          <w:rFonts w:hint="eastAsia"/>
+          <w:b/>
+          <w:bCs/>
+        </w:rPr>
+        <w:t xml:space="preserve">业务影响</w:t>
+      </w:r>
+      <w:r>
+        <w:rPr>
+          <w:rFonts w:hint="eastAsia"/>
+        </w:rPr>
+        <w:t xml:space="preserve">：AI</w:t>
+      </w:r>
+      <w:r>
+        <w:t xml:space="preserve"> </w:t>
+      </w:r>
+      <w:r>
+        <w:rPr>
+          <w:rFonts w:hint="eastAsia"/>
+        </w:rPr>
+        <w:t xml:space="preserve">到底带来了多少效率提升、差错下降、成本节约。</w:t>
       </w:r>
     </w:p>
     <w:p>
@@ -2903,114 +3081,68 @@
         <w:pStyle w:val="BodyText"/>
       </w:pPr>
       <w:r>
-        <w:rPr>
-          <w:rFonts w:hint="eastAsia"/>
-        </w:rPr>
-        <w:t xml:space="preserve">举个真实对标：</w:t>
-      </w:r>
-      <w:r>
-        <w:rPr>
-          <w:rFonts w:hint="eastAsia"/>
-          <w:b/>
-          <w:bCs/>
-        </w:rPr>
-        <w:t xml:space="preserve">西门子</w:t>
-      </w:r>
-      <w:r>
-        <w:rPr>
-          <w:b/>
-          <w:bCs/>
-        </w:rPr>
-        <w:t xml:space="preserve"> Senseye</w:t>
-      </w:r>
-      <w:r>
-        <w:t xml:space="preserve"> </w:t>
-      </w:r>
-      <w:r>
-        <w:rPr>
-          <w:rFonts w:hint="eastAsia"/>
-        </w:rPr>
-        <w:t xml:space="preserve">做预测性维护，把非计划停机降了</w:t>
-      </w:r>
-      <w:r>
-        <w:t xml:space="preserve"> </w:t>
-      </w:r>
-      <w:r>
-        <w:rPr>
-          <w:rFonts w:hint="eastAsia"/>
-        </w:rPr>
-        <w:t xml:space="preserve">50%、维护成本降了</w:t>
-      </w:r>
-      <w:r>
-        <w:t xml:space="preserve"> </w:t>
-      </w:r>
-      <w:r>
-        <w:rPr>
-          <w:rFonts w:hint="eastAsia"/>
-        </w:rPr>
-        <w:t xml:space="preserve">25%；</w:t>
-      </w:r>
-      <w:r>
-        <w:rPr>
-          <w:rFonts w:hint="eastAsia"/>
-          <w:b/>
-          <w:bCs/>
-        </w:rPr>
-        <w:t xml:space="preserve">博世</w:t>
-      </w:r>
-      <w:r>
-        <w:t xml:space="preserve"> </w:t>
-      </w:r>
-      <w:r>
-        <w:rPr>
-          <w:rFonts w:hint="eastAsia"/>
-        </w:rPr>
-        <w:t xml:space="preserve">用</w:t>
-      </w:r>
-      <w:r>
-        <w:t xml:space="preserve"> AI </w:t>
-      </w:r>
-      <w:r>
-        <w:rPr>
-          <w:rFonts w:hint="eastAsia"/>
-        </w:rPr>
-        <w:t xml:space="preserve">视觉，产线缺陷降了</w:t>
-      </w:r>
-      <w:r>
-        <w:t xml:space="preserve"> </w:t>
-      </w:r>
-      <w:r>
-        <w:rPr>
-          <w:rFonts w:hint="eastAsia"/>
-        </w:rPr>
-        <w:t xml:space="preserve">40%。这些不是</w:t>
-      </w:r>
-      <w:r>
-        <w:t xml:space="preserve"> PPT </w:t>
-      </w:r>
-      <w:r>
-        <w:rPr>
-          <w:rFonts w:hint="eastAsia"/>
-        </w:rPr>
-        <w:t xml:space="preserve">数字，是</w:t>
-      </w:r>
-      <w:r>
-        <w:t xml:space="preserve"> OEE </w:t>
-      </w:r>
-      <w:r>
-        <w:rPr>
-          <w:rFonts w:hint="eastAsia"/>
-        </w:rPr>
-        <w:t xml:space="preserve">和</w:t>
-      </w:r>
-      <w:r>
-        <w:t xml:space="preserve"> MTTR </w:t>
-      </w:r>
-      <w:r>
-        <w:rPr>
-          <w:rFonts w:hint="eastAsia"/>
-        </w:rPr>
-        <w:t xml:space="preserve">实打实的改善。</w:t>
+        <w:t xml:space="preserve">GitHub </w:t>
+      </w:r>
+      <w:r>
+        <w:rPr>
+          <w:rFonts w:hint="eastAsia"/>
+        </w:rPr>
+        <w:t xml:space="preserve">自己的”AI</w:t>
+      </w:r>
+      <w:r>
+        <w:t xml:space="preserve"> for </w:t>
+      </w:r>
+      <w:r>
+        <w:rPr>
+          <w:rFonts w:hint="eastAsia"/>
+        </w:rPr>
+        <w:t xml:space="preserve">Everyone”计划，做到</w:t>
+      </w:r>
+      <w:r>
+        <w:t xml:space="preserve"> </w:t>
+      </w:r>
+      <w:r>
+        <w:rPr>
+          <w:b/>
+          <w:bCs/>
+        </w:rPr>
+        <w:t xml:space="preserve">90% </w:t>
+      </w:r>
+      <w:r>
+        <w:rPr>
+          <w:rFonts w:hint="eastAsia"/>
+          <w:b/>
+          <w:bCs/>
+        </w:rPr>
+        <w:t xml:space="preserve">员工用</w:t>
+      </w:r>
+      <w:r>
+        <w:rPr>
+          <w:b/>
+          <w:bCs/>
+        </w:rPr>
+        <w:t xml:space="preserve"> AI、77% </w:t>
+      </w:r>
+      <w:r>
+        <w:rPr>
+          <w:rFonts w:hint="eastAsia"/>
+          <w:b/>
+          <w:bCs/>
+        </w:rPr>
+        <w:t xml:space="preserve">持续回归、月互动增长</w:t>
+      </w:r>
+      <w:r>
+        <w:rPr>
+          <w:b/>
+          <w:bCs/>
+        </w:rPr>
+        <w:t xml:space="preserve"> 140%</w:t>
+      </w:r>
+      <w:r>
+        <w:rPr>
+          <w:rFonts w:hint="eastAsia"/>
+        </w:rPr>
+        <w:t xml:space="preserve">——这就是组织级采纳的样板。</w:t>
       </w:r>
     </w:p>
     <w:p>
@@ -3019,144 +3151,74 @@
       </w:pPr>
       <w:r>
         <w:rPr>
-          <w:rFonts w:hint="eastAsia"/>
-        </w:rPr>
-        <w:t xml:space="preserve">但光看制造指标不够。你们推组织级</w:t>
-      </w:r>
-      <w:r>
-        <w:t xml:space="preserve"> </w:t>
-      </w:r>
-      <w:r>
-        <w:rPr>
-          <w:rFonts w:hint="eastAsia"/>
-        </w:rPr>
-        <w:t xml:space="preserve">AI，还得看”人用没用”。这里对标</w:t>
-      </w:r>
-      <w:r>
-        <w:t xml:space="preserve"> </w:t>
-      </w:r>
-      <w:r>
-        <w:rPr>
-          <w:b/>
-          <w:bCs/>
-        </w:rPr>
-        <w:t xml:space="preserve">GitHub </w:t>
-      </w:r>
-      <w:r>
-        <w:rPr>
-          <w:rFonts w:hint="eastAsia"/>
-          <w:b/>
-          <w:bCs/>
-        </w:rPr>
-        <w:t xml:space="preserve">的采纳指标</w:t>
-      </w:r>
-      <w:r>
-        <w:rPr>
-          <w:rFonts w:hint="eastAsia"/>
-        </w:rPr>
-        <w:t xml:space="preserve">：</w:t>
-      </w:r>
-      <w:r>
-        <w:t xml:space="preserve"> </w:t>
-      </w:r>
-      <w:r>
-        <w:t xml:space="preserve">-</w:t>
-      </w:r>
-      <w:r>
-        <w:t xml:space="preserve"> </w:t>
-      </w:r>
-      <w:r>
-        <w:rPr>
-          <w:rFonts w:hint="eastAsia"/>
-          <w:b/>
-          <w:bCs/>
-        </w:rPr>
-        <w:t xml:space="preserve">MAU（月活用户）/</w:t>
-      </w:r>
-      <w:r>
-        <w:rPr>
-          <w:b/>
-          <w:bCs/>
-        </w:rPr>
-        <w:t xml:space="preserve"> </w:t>
-      </w:r>
-      <w:r>
-        <w:rPr>
-          <w:rFonts w:hint="eastAsia"/>
-          <w:b/>
-          <w:bCs/>
-        </w:rPr>
-        <w:t xml:space="preserve">MEU（月活跃工程用户）</w:t>
-      </w:r>
-      <w:r>
-        <w:rPr>
-          <w:rFonts w:hint="eastAsia"/>
-        </w:rPr>
-        <w:t xml:space="preserve">：多少人真在用。</w:t>
-      </w:r>
-      <w:r>
-        <w:t xml:space="preserve"> </w:t>
-      </w:r>
-      <w:r>
-        <w:t xml:space="preserve">-</w:t>
-      </w:r>
-      <w:r>
-        <w:t xml:space="preserve"> </w:t>
-      </w:r>
-      <w:r>
-        <w:rPr>
-          <w:rFonts w:hint="eastAsia"/>
-          <w:b/>
-          <w:bCs/>
-        </w:rPr>
-        <w:t xml:space="preserve">用户分层</w:t>
-      </w:r>
-      <w:r>
-        <w:rPr>
-          <w:rFonts w:hint="eastAsia"/>
-        </w:rPr>
-        <w:t xml:space="preserve">：铁粉（天天用）、偶尔（任务驱动）、尝鲜（试过就走）。你要的是铁粉比例往上走。</w:t>
-      </w:r>
-      <w:r>
-        <w:t xml:space="preserve"> </w:t>
-      </w:r>
-      <w:r>
-        <w:t xml:space="preserve">-</w:t>
-      </w:r>
-      <w:r>
-        <w:t xml:space="preserve"> </w:t>
-      </w:r>
-      <w:r>
-        <w:rPr>
-          <w:rFonts w:hint="eastAsia"/>
-          <w:b/>
-          <w:bCs/>
-        </w:rPr>
-        <w:t xml:space="preserve">业务影响</w:t>
-      </w:r>
-      <w:r>
-        <w:rPr>
-          <w:rFonts w:hint="eastAsia"/>
-        </w:rPr>
-        <w:t xml:space="preserve">：AI</w:t>
-      </w:r>
-      <w:r>
-        <w:t xml:space="preserve"> </w:t>
-      </w:r>
-      <w:r>
-        <w:rPr>
-          <w:rFonts w:hint="eastAsia"/>
-        </w:rPr>
-        <w:t xml:space="preserve">到底带来了多少</w:t>
-      </w:r>
-      <w:r>
-        <w:t xml:space="preserve"> OEE </w:t>
-      </w:r>
-      <w:r>
-        <w:rPr>
-          <w:rFonts w:hint="eastAsia"/>
-        </w:rPr>
-        <w:t xml:space="preserve">提升、停机下降、不良降低。</w:t>
+          <w:b/>
+          <w:bCs/>
+        </w:rPr>
+        <w:t xml:space="preserve">ROI </w:t>
+      </w:r>
+      <w:r>
+        <w:rPr>
+          <w:rFonts w:hint="eastAsia"/>
+          <w:b/>
+          <w:bCs/>
+        </w:rPr>
+        <w:t xml:space="preserve">测算框架</w:t>
+      </w:r>
+      <w:r>
+        <w:rPr>
+          <w:rFonts w:hint="eastAsia"/>
+        </w:rPr>
+        <w:t xml:space="preserve">我给你们一个模板：基线</w:t>
+      </w:r>
+      <w:r>
+        <w:t xml:space="preserve"> → </w:t>
+      </w:r>
+      <w:r>
+        <w:rPr>
+          <w:rFonts w:hint="eastAsia"/>
+        </w:rPr>
+        <w:t xml:space="preserve">小实验</w:t>
+      </w:r>
+      <w:r>
+        <w:t xml:space="preserve"> → </w:t>
+      </w:r>
+      <w:r>
+        <w:rPr>
+          <w:rFonts w:hint="eastAsia"/>
+        </w:rPr>
+        <w:t xml:space="preserve">价值量化（省了多少差错/工时/资源）→</w:t>
+      </w:r>
+      <w:r>
+        <w:t xml:space="preserve"> </w:t>
+      </w:r>
+      <w:r>
+        <w:rPr>
+          <w:rFonts w:hint="eastAsia"/>
+        </w:rPr>
+        <w:t xml:space="preserve">减掉成本与危害（误报、培训、治理）→</w:t>
+      </w:r>
+      <w:r>
+        <w:t xml:space="preserve"> </w:t>
+      </w:r>
+      <w:r>
+        <w:rPr>
+          <w:rFonts w:hint="eastAsia"/>
+        </w:rPr>
+        <w:t xml:space="preserve">算投资回收期。记住，</w:t>
+      </w:r>
+      <w:r>
+        <w:rPr>
+          <w:rFonts w:hint="eastAsia"/>
+          <w:b/>
+          <w:bCs/>
+        </w:rPr>
+        <w:t xml:space="preserve">先有指标看板，再谈投入</w:t>
+      </w:r>
+      <w:r>
+        <w:rPr>
+          <w:rFonts w:hint="eastAsia"/>
+        </w:rPr>
+        <w:t xml:space="preserve">，顺序反了就永远算不清。</w:t>
       </w:r>
     </w:p>
     <w:p>
@@ -3164,151 +3226,6 @@
         <w:pStyle w:val="BodyText"/>
       </w:pPr>
       <w:r>
-        <w:t xml:space="preserve">GitHub </w:t>
-      </w:r>
-      <w:r>
-        <w:rPr>
-          <w:rFonts w:hint="eastAsia"/>
-        </w:rPr>
-        <w:t xml:space="preserve">自己的”AI</w:t>
-      </w:r>
-      <w:r>
-        <w:t xml:space="preserve"> for </w:t>
-      </w:r>
-      <w:r>
-        <w:rPr>
-          <w:rFonts w:hint="eastAsia"/>
-        </w:rPr>
-        <w:t xml:space="preserve">Everyone”计划，做到</w:t>
-      </w:r>
-      <w:r>
-        <w:t xml:space="preserve"> </w:t>
-      </w:r>
-      <w:r>
-        <w:rPr>
-          <w:b/>
-          <w:bCs/>
-        </w:rPr>
-        <w:t xml:space="preserve">90% </w:t>
-      </w:r>
-      <w:r>
-        <w:rPr>
-          <w:rFonts w:hint="eastAsia"/>
-          <w:b/>
-          <w:bCs/>
-        </w:rPr>
-        <w:t xml:space="preserve">员工用</w:t>
-      </w:r>
-      <w:r>
-        <w:rPr>
-          <w:b/>
-          <w:bCs/>
-        </w:rPr>
-        <w:t xml:space="preserve"> AI、77% </w:t>
-      </w:r>
-      <w:r>
-        <w:rPr>
-          <w:rFonts w:hint="eastAsia"/>
-          <w:b/>
-          <w:bCs/>
-        </w:rPr>
-        <w:t xml:space="preserve">持续回归、月互动增长</w:t>
-      </w:r>
-      <w:r>
-        <w:rPr>
-          <w:b/>
-          <w:bCs/>
-        </w:rPr>
-        <w:t xml:space="preserve"> 140%</w:t>
-      </w:r>
-      <w:r>
-        <w:rPr>
-          <w:rFonts w:hint="eastAsia"/>
-        </w:rPr>
-        <w:t xml:space="preserve">——这就是组织级采纳的样板。</w:t>
-      </w:r>
-    </w:p>
-    <w:p>
-      <w:pPr>
-        <w:pStyle w:val="BodyText"/>
-      </w:pPr>
-      <w:r>
-        <w:rPr>
-          <w:b/>
-          <w:bCs/>
-        </w:rPr>
-        <w:t xml:space="preserve">ROI </w:t>
-      </w:r>
-      <w:r>
-        <w:rPr>
-          <w:rFonts w:hint="eastAsia"/>
-          <w:b/>
-          <w:bCs/>
-        </w:rPr>
-        <w:t xml:space="preserve">测算框架</w:t>
-      </w:r>
-      <w:r>
-        <w:rPr>
-          <w:rFonts w:hint="eastAsia"/>
-        </w:rPr>
-        <w:t xml:space="preserve">我给你们一个模板：基线</w:t>
-      </w:r>
-      <w:r>
-        <w:t xml:space="preserve"> → </w:t>
-      </w:r>
-      <w:r>
-        <w:rPr>
-          <w:rFonts w:hint="eastAsia"/>
-        </w:rPr>
-        <w:t xml:space="preserve">小实验</w:t>
-      </w:r>
-      <w:r>
-        <w:t xml:space="preserve"> → </w:t>
-      </w:r>
-      <w:r>
-        <w:rPr>
-          <w:rFonts w:hint="eastAsia"/>
-        </w:rPr>
-        <w:t xml:space="preserve">价值量化（省了多少停机/不良/人力）→</w:t>
-      </w:r>
-      <w:r>
-        <w:t xml:space="preserve"> </w:t>
-      </w:r>
-      <w:r>
-        <w:rPr>
-          <w:rFonts w:hint="eastAsia"/>
-        </w:rPr>
-        <w:t xml:space="preserve">减掉成本与危害（误报、培训、治理）→</w:t>
-      </w:r>
-      <w:r>
-        <w:t xml:space="preserve"> </w:t>
-      </w:r>
-      <w:r>
-        <w:rPr>
-          <w:rFonts w:hint="eastAsia"/>
-        </w:rPr>
-        <w:t xml:space="preserve">算投资回收期。记住，</w:t>
-      </w:r>
-      <w:r>
-        <w:rPr>
-          <w:rFonts w:hint="eastAsia"/>
-          <w:b/>
-          <w:bCs/>
-        </w:rPr>
-        <w:t xml:space="preserve">先有指标看板，再谈投入</w:t>
-      </w:r>
-      <w:r>
-        <w:rPr>
-          <w:rFonts w:hint="eastAsia"/>
-        </w:rPr>
-        <w:t xml:space="preserve">，顺序反了就永远算不清。</w:t>
-      </w:r>
-    </w:p>
-    <w:p>
-      <w:pPr>
-        <w:pStyle w:val="BodyText"/>
-      </w:pPr>
-      <w:r>
         <w:rPr>
           <w:rFonts w:hint="eastAsia"/>
         </w:rPr>
@@ -3324,13 +3241,28 @@
         <w:t xml:space="preserve">“这种虚词汇报董事会。董事会要的是”</w:t>
       </w:r>
       <w:r>
-        <w:t xml:space="preserve">MTTR </w:t>
-      </w:r>
-      <w:r>
-        <w:rPr>
-          <w:rFonts w:hint="eastAsia"/>
-        </w:rPr>
-        <w:t xml:space="preserve">从</w:t>
+        <w:rPr>
+          <w:rFonts w:hint="eastAsia"/>
+        </w:rPr>
+        <w:t xml:space="preserve">差错率从</w:t>
+      </w:r>
+      <w:r>
+        <w:t xml:space="preserve"> 3% </w:t>
+      </w:r>
+      <w:r>
+        <w:rPr>
+          <w:rFonts w:hint="eastAsia"/>
+        </w:rPr>
+        <w:t xml:space="preserve">降到</w:t>
+      </w:r>
+      <w:r>
+        <w:t xml:space="preserve"> </w:t>
+      </w:r>
+      <w:r>
+        <w:rPr>
+          <w:rFonts w:hint="eastAsia"/>
+        </w:rPr>
+        <w:t xml:space="preserve">1%、单件处理从</w:t>
       </w:r>
       <w:r>
         <w:t xml:space="preserve"> 8 </w:t>
@@ -3339,7 +3271,7 @@
         <w:rPr>
           <w:rFonts w:hint="eastAsia"/>
         </w:rPr>
-        <w:t xml:space="preserve">小时降到</w:t>
+        <w:t xml:space="preserve">分钟降到</w:t>
       </w:r>
       <w:r>
         <w:t xml:space="preserve"> 3 </w:t>
@@ -3348,7 +3280,7 @@
         <w:rPr>
           <w:rFonts w:hint="eastAsia"/>
         </w:rPr>
-        <w:t xml:space="preserve">小时，一年省</w:t>
+        <w:t xml:space="preserve">分钟，一年省</w:t>
       </w:r>
       <w:r>
         <w:t xml:space="preserve"> 270 </w:t>
@@ -3423,16 +3355,7 @@
         <w:rPr>
           <w:rFonts w:hint="eastAsia"/>
         </w:rPr>
-        <w:t xml:space="preserve">测算模板》，各组选一个”预测性维护”项目，填基线（当前</w:t>
-      </w:r>
-      <w:r>
-        <w:t xml:space="preserve"> </w:t>
-      </w:r>
-      <w:r>
-        <w:rPr>
-          <w:rFonts w:hint="eastAsia"/>
-        </w:rPr>
-        <w:t xml:space="preserve">MTBF/MTTR/OEE）、预期改善、成本项，算出投资回收期并演练用财务语言向董事会汇报</w:t>
+        <w:t xml:space="preserve">测算模板》，各组选一个”预测预警”或”智能审核”项目，填基线（当前差错率/处理时长/成本）、预期改善、成本项，算出投资回收期并演练用财务语言向董事会汇报</w:t>
       </w:r>
       <w:r>
         <w:t xml:space="preserve"> 30 </w:t>
@@ -3534,16 +3457,7 @@
         <w:rPr>
           <w:rFonts w:hint="eastAsia"/>
         </w:rPr>
-        <w:t xml:space="preserve">制造五硬指标：OEE</w:t>
-      </w:r>
-      <w:r>
-        <w:t xml:space="preserve"> / MTBF↑ / MTTR↓ / </w:t>
-      </w:r>
-      <w:r>
-        <w:rPr>
-          <w:rFonts w:hint="eastAsia"/>
-        </w:rPr>
-        <w:t xml:space="preserve">不良率↓</w:t>
+        <w:t xml:space="preserve">业务四类硬指标：效率</w:t>
       </w:r>
       <w:r>
         <w:t xml:space="preserve"> / </w:t>
@@ -3552,7 +3466,25 @@
         <w:rPr>
           <w:rFonts w:hint="eastAsia"/>
         </w:rPr>
-        <w:t xml:space="preserve">能耗↓</w:t>
+        <w:t xml:space="preserve">质量</w:t>
+      </w:r>
+      <w:r>
+        <w:t xml:space="preserve"> / </w:t>
+      </w:r>
+      <w:r>
+        <w:rPr>
+          <w:rFonts w:hint="eastAsia"/>
+        </w:rPr>
+        <w:t xml:space="preserve">成本</w:t>
+      </w:r>
+      <w:r>
+        <w:t xml:space="preserve"> / </w:t>
+      </w:r>
+      <w:r>
+        <w:rPr>
+          <w:rFonts w:hint="eastAsia"/>
+        </w:rPr>
+        <w:t xml:space="preserve">体验（按行业补充专属指标）</w:t>
       </w:r>
     </w:p>
     <w:p>
@@ -3567,7 +3499,16 @@
         <w:rPr>
           <w:rFonts w:hint="eastAsia"/>
         </w:rPr>
-        <w:t xml:space="preserve">对标：西门子(-50%停机,-25%维护)、博世(-40%缺陷)、GitHub(90%员工用AI)</w:t>
+        <w:t xml:space="preserve">对标：跨行业预测与审核改善、GitHub(90%员工用AI)（制造加开</w:t>
+      </w:r>
+      <w:r>
+        <w:t xml:space="preserve"> </w:t>
+      </w:r>
+      <w:r>
+        <w:rPr>
+          <w:rFonts w:hint="eastAsia"/>
+        </w:rPr>
+        <w:t xml:space="preserve">西门子-50%停机/博世-40%缺陷）</w:t>
       </w:r>
     </w:p>
     <w:p>
@@ -3735,16 +3676,7 @@
         <w:rPr>
           <w:rFonts w:hint="eastAsia"/>
         </w:rPr>
-        <w:t xml:space="preserve">人力价值不在裁人，在”同样的活少加班、同样的班产更多、同样的人做更高价值事”。用</w:t>
-      </w:r>
-      <w:r>
-        <w:t xml:space="preserve"> OEE </w:t>
-      </w:r>
-      <w:r>
-        <w:rPr>
-          <w:rFonts w:hint="eastAsia"/>
-        </w:rPr>
-        <w:t xml:space="preserve">提升、交付缩短、质量返工减少来折算。</w:t>
+        <w:t xml:space="preserve">人力价值不在裁人，在”同样的活少加班、同样的班产更多、同样的人做更高价值事”。用效率提升、交付缩短、返工减少来折算。</w:t>
       </w:r>
     </w:p>
     <w:p>
@@ -3828,7 +3760,7 @@
         <w:rPr>
           <w:rFonts w:hint="eastAsia"/>
         </w:rPr>
-        <w:t xml:space="preserve">一个完整《AI</w:t>
+        <w:t xml:space="preserve">本企业《AI</w:t>
       </w:r>
       <w:r>
         <w:t xml:space="preserve"> </w:t>
@@ -3846,22 +3778,7 @@
         <w:rPr>
           <w:rFonts w:hint="eastAsia"/>
         </w:rPr>
-        <w:t xml:space="preserve">测算表》（预测性维护场景，含基线/改善/成本/回收期）</w:t>
-      </w:r>
-    </w:p>
-    <w:p>
-      <w:pPr>
-        <w:pStyle w:val="Compact"/>
-        <w:numPr>
-          <w:ilvl w:val="0"/>
-          <w:numId w:val="1016"/>
-        </w:numPr>
-      </w:pPr>
-      <w:r>
-        <w:rPr>
-          <w:rFonts w:hint="eastAsia"/>
-        </w:rPr>
-        <w:t xml:space="preserve">一句”董事会版”价值陈述（财务语言）</w:t>
+        <w:t xml:space="preserve">测算表》（含基线、预期改善、成本项、回收期、财务语言汇报稿）</w:t>
       </w:r>
     </w:p>
     <w:p>
@@ -4175,10 +4092,10 @@
         <w:rPr>
           <w:rFonts w:hint="eastAsia"/>
         </w:rPr>
-        <w:t xml:space="preserve">部门自娱自乐。你们厂长、CIO</w:t>
-      </w:r>
-      <w:r>
-        <w:t xml:space="preserve"> </w:t>
+        <w:t xml:space="preserve">部门自娱自乐。你们</w:t>
+      </w:r>
+      <w:r>
+        <w:t xml:space="preserve"> CEO、CIO </w:t>
       </w:r>
       <w:r>
         <w:rPr>
@@ -4746,7 +4663,7 @@
         <w:rPr>
           <w:rFonts w:hint="eastAsia"/>
         </w:rPr>
-        <w:t xml:space="preserve">就三块：采纳率（MAU/MEU）、用户分层（铁粉/偶尔/尝鲜）、业务影响（OEE、停机、不良、能耗）。每月看一次，红黄绿标注。</w:t>
+        <w:t xml:space="preserve">就三块：采纳率（MAU/MEU）、用户分层（铁粉/偶尔/尝鲜）、业务影响（效率、差错、成本、体验，按行业补充专属指标）。每月看一次，红黄绿标注。</w:t>
       </w:r>
     </w:p>
     <w:p>
@@ -4757,7 +4674,7 @@
         <w:rPr>
           <w:rFonts w:hint="eastAsia"/>
         </w:rPr>
-        <w:t xml:space="preserve">标杆再看一眼陕汽——它的”青蓝蓄能站”本质就是一个实践社区</w:t>
+        <w:t xml:space="preserve">标杆再看一眼跨行业标杆——它们的”知识社区”本质就是一个实践社区</w:t>
       </w:r>
       <w:r>
         <w:t xml:space="preserve"> + </w:t>
@@ -4766,10 +4683,10 @@
         <w:rPr>
           <w:rFonts w:hint="eastAsia"/>
         </w:rPr>
-        <w:t xml:space="preserve">倡导者平台，老师傅（青）带新人（蓝），知识在站里蓄能。这不就是八支柱的本土样本吗？西门子、博世、WEF</w:t>
-      </w:r>
-      <w:r>
-        <w:t xml:space="preserve"> </w:t>
+        <w:t xml:space="preserve">倡导者平台，老员工带新人，知识在社区里蓄能。这不就是八支柱的本土样本吗？各行业标杆与</w:t>
+      </w:r>
+      <w:r>
+        <w:t xml:space="preserve"> WEF </w:t>
       </w:r>
       <w:r>
         <w:rPr>
@@ -5158,7 +5075,7 @@
         <w:rPr>
           <w:rFonts w:hint="eastAsia"/>
         </w:rPr>
-        <w:t xml:space="preserve">业务影响(OEE/停机/不良/能耗)</w:t>
+        <w:t xml:space="preserve">业务影响(效率/差错/成本/体验)</w:t>
       </w:r>
     </w:p>
     <w:p>
@@ -5173,7 +5090,7 @@
         <w:rPr>
           <w:rFonts w:hint="eastAsia"/>
         </w:rPr>
-        <w:t xml:space="preserve">本土样本：陕汽青蓝蓄能站</w:t>
+        <w:t xml:space="preserve">本土样本：跨行业标杆”知识社区”</w:t>
       </w:r>
       <w:r>
         <w:t xml:space="preserve"> = </w:t>
@@ -6343,13 +6260,13 @@
           <w:b/>
           <w:bCs/>
         </w:rPr>
-        <w:t xml:space="preserve">陕汽</w:t>
-      </w:r>
-      <w:r>
-        <w:rPr>
-          <w:rFonts w:hint="eastAsia"/>
-        </w:rPr>
-        <w:t xml:space="preserve">怎么从”共学共进”走到”数字工匠+青蓝蓄能站”？</w:t>
+        <w:t xml:space="preserve">跨行业标杆</w:t>
+      </w:r>
+      <w:r>
+        <w:rPr>
+          <w:rFonts w:hint="eastAsia"/>
+        </w:rPr>
+        <w:t xml:space="preserve">怎么从”共学共进”走到成熟级？</w:t>
       </w:r>
       <w:r>
         <w:rPr>
@@ -6379,30 +6296,42 @@
           <w:b/>
           <w:bCs/>
         </w:rPr>
-        <w:t xml:space="preserve">站点）</w:t>
-      </w:r>
-      <w:r>
-        <w:t xml:space="preserve"> </w:t>
-      </w:r>
-      <w:r>
-        <w:rPr>
-          <w:rFonts w:hint="eastAsia"/>
-        </w:rPr>
-        <w:t xml:space="preserve">的共性是什么？我告诉你们结论：灯塔不是设备最贵的厂，是</w:t>
-      </w:r>
-      <w:r>
-        <w:rPr>
-          <w:rFonts w:hint="eastAsia"/>
-          <w:b/>
-          <w:bCs/>
-        </w:rPr>
-        <w:t xml:space="preserve">组织操作系统最顺的厂</w:t>
-      </w:r>
-      <w:r>
-        <w:rPr>
-          <w:rFonts w:hint="eastAsia"/>
-        </w:rPr>
-        <w:t xml:space="preserve">——数据通、人才密、决策快。拆完，你们用</w:t>
+        <w:t xml:space="preserve">站点）+</w:t>
+      </w:r>
+      <w:r>
+        <w:rPr>
+          <w:b/>
+          <w:bCs/>
+        </w:rPr>
+        <w:t xml:space="preserve"> </w:t>
+      </w:r>
+      <w:r>
+        <w:rPr>
+          <w:rFonts w:hint="eastAsia"/>
+          <w:b/>
+          <w:bCs/>
+        </w:rPr>
+        <w:t xml:space="preserve">各行业数字化标杆</w:t>
+      </w:r>
+      <w:r>
+        <w:rPr>
+          <w:rFonts w:hint="eastAsia"/>
+        </w:rPr>
+        <w:t xml:space="preserve">的共性是什么？我告诉你们结论：标杆不是工具最贵的企业，是</w:t>
+      </w:r>
+      <w:r>
+        <w:rPr>
+          <w:rFonts w:hint="eastAsia"/>
+          <w:b/>
+          <w:bCs/>
+        </w:rPr>
+        <w:t xml:space="preserve">组织操作系统最顺的企业</w:t>
+      </w:r>
+      <w:r>
+        <w:rPr>
+          <w:rFonts w:hint="eastAsia"/>
+        </w:rPr>
+        <w:t xml:space="preserve">——数据通、人才密、决策快。（制造客户加开展开陕汽”数字工匠+青蓝蓄能站”。）拆完，你们用</w:t>
       </w:r>
       <w:r>
         <w:t xml:space="preserve"> H1 </w:t>
@@ -6411,7 +6340,7 @@
         <w:rPr>
           <w:rFonts w:hint="eastAsia"/>
         </w:rPr>
-        <w:t xml:space="preserve">的梯度自评表，给自己厂定位，找出最短木板。</w:t>
+        <w:t xml:space="preserve">的成熟度自评表，给自己企业定位，找出最短木板。</w:t>
       </w:r>
     </w:p>
     <w:p>
@@ -6431,7 +6360,7 @@
         <w:rPr>
           <w:rFonts w:hint="eastAsia"/>
         </w:rPr>
-        <w:t xml:space="preserve">搭组织。挑一个你们最痛的场景（比如关键设备预测维护），用</w:t>
+        <w:t xml:space="preserve">搭组织。挑一个你们最痛的场景（比如关键流程预测预警或智能审核），用</w:t>
       </w:r>
       <w:r>
         <w:t xml:space="preserve"> H4 </w:t>
@@ -6512,7 +6441,7 @@
         <w:rPr>
           <w:rFonts w:hint="eastAsia"/>
         </w:rPr>
-        <w:t xml:space="preserve">标杆参访（可选）：走进灯塔工厂或陕汽式现场，看真实产线怎么转、倡导者怎么带、看板怎么挂。眼见为实，比</w:t>
+        <w:t xml:space="preserve">标杆参访（可选）：走进标杆企业现场，看真实业务怎么转、倡导者怎么带、看板怎么挂。眼见为实，比</w:t>
       </w:r>
       <w:r>
         <w:t xml:space="preserve"> PPT </w:t>
@@ -7196,34 +7125,34 @@
         <w:rPr>
           <w:rFonts w:hint="eastAsia"/>
         </w:rPr>
-        <w:t xml:space="preserve">标杆引用贯穿：陕汽（数字工匠/青蓝蓄能站/设备AI预维护10秒/视觉检测30秒）、西门子</w:t>
-      </w:r>
-      <w:r>
-        <w:t xml:space="preserve"> </w:t>
-      </w:r>
-      <w:r>
-        <w:rPr>
-          <w:rFonts w:hint="eastAsia"/>
-        </w:rPr>
-        <w:t xml:space="preserve">Senseye、博世、WEF</w:t>
-      </w:r>
-      <w:r>
-        <w:t xml:space="preserve"> </w:t>
-      </w:r>
-      <w:r>
-        <w:rPr>
-          <w:rFonts w:hint="eastAsia"/>
-        </w:rPr>
-        <w:t xml:space="preserve">灯塔工厂（220+</w:t>
-      </w:r>
-      <w:r>
-        <w:t xml:space="preserve"> </w:t>
-      </w:r>
-      <w:r>
-        <w:rPr>
-          <w:rFonts w:hint="eastAsia"/>
-        </w:rPr>
-        <w:t xml:space="preserve">站点）、GitHub</w:t>
+        <w:t xml:space="preserve">标杆引用贯穿：跨行业标杆（WEF</w:t>
+      </w:r>
+      <w:r>
+        <w:t xml:space="preserve"> </w:t>
+      </w:r>
+      <w:r>
+        <w:rPr>
+          <w:rFonts w:hint="eastAsia"/>
+        </w:rPr>
+        <w:t xml:space="preserve">灯塔工厂</w:t>
+      </w:r>
+      <w:r>
+        <w:t xml:space="preserve"> 220+ </w:t>
+      </w:r>
+      <w:r>
+        <w:rPr>
+          <w:rFonts w:hint="eastAsia"/>
+        </w:rPr>
+        <w:t xml:space="preserve">站点</w:t>
+      </w:r>
+      <w:r>
+        <w:t xml:space="preserve"> + </w:t>
+      </w:r>
+      <w:r>
+        <w:rPr>
+          <w:rFonts w:hint="eastAsia"/>
+        </w:rPr>
+        <w:t xml:space="preserve">各行业数字化标杆）、GitHub</w:t>
       </w:r>
       <w:r>
         <w:t xml:space="preserve"> </w:t>
@@ -7253,25 +7182,25 @@
         <w:rPr>
           <w:rFonts w:hint="eastAsia"/>
         </w:rPr>
-        <w:t xml:space="preserve">AI）、Physical</w:t>
-      </w:r>
-      <w:r>
-        <w:t xml:space="preserve"> </w:t>
-      </w:r>
-      <w:r>
-        <w:rPr>
-          <w:rFonts w:hint="eastAsia"/>
-        </w:rPr>
-        <w:t xml:space="preserve">AI/具身智能（2026</w:t>
-      </w:r>
-      <w:r>
-        <w:t xml:space="preserve"> </w:t>
-      </w:r>
-      <w:r>
-        <w:rPr>
-          <w:rFonts w:hint="eastAsia"/>
-        </w:rPr>
-        <w:t xml:space="preserve">新浪潮）。政策螺旋：十五五</w:t>
+        <w:t xml:space="preserve">AI）、行业智能体/具身智能（2026</w:t>
+      </w:r>
+      <w:r>
+        <w:t xml:space="preserve"> </w:t>
+      </w:r>
+      <w:r>
+        <w:rPr>
+          <w:rFonts w:hint="eastAsia"/>
+        </w:rPr>
+        <w:t xml:space="preserve">新浪潮）。制造客户加开展开陕汽（数字工匠/青蓝蓄能站/设备AI预维护10秒/视觉检测30秒）、西门子</w:t>
+      </w:r>
+      <w:r>
+        <w:t xml:space="preserve"> </w:t>
+      </w:r>
+      <w:r>
+        <w:rPr>
+          <w:rFonts w:hint="eastAsia"/>
+        </w:rPr>
+        <w:t xml:space="preserve">Senseye、博世。政策螺旋：十五五</w:t>
       </w:r>
       <w:r>
         <w:t xml:space="preserve"> AI </w:t>
@@ -7280,7 +7209,7 @@
         <w:rPr>
           <w:rFonts w:hint="eastAsia"/>
         </w:rPr>
-        <w:t xml:space="preserve">与制造业融合趋势、数据/算法合规治理、企业</w:t>
+        <w:t xml:space="preserve">与各行业融合趋势、数据/算法合规治理、企业</w:t>
       </w:r>
       <w:r>
         <w:t xml:space="preserve"> AI </w:t>

--- a/企业AI培训_交付包/高级课程_完整交付包/04_授课讲义/高级_授课讲义.docx
+++ b/企业AI培训_交付包/高级课程_完整交付包/04_授课讲义/高级_授课讲义.docx
@@ -5904,7 +5904,296 @@
         <w:rPr>
           <w:rFonts w:hint="eastAsia"/>
         </w:rPr>
-        <w:t xml:space="preserve">的”映射-度量-管理”四步。十五五期间，算法备案、数据出境、行业监管会逐步收紧。现在搭体系，是抢合规红利；等监管上门，就是被动整改。</w:t>
+        <w:t xml:space="preserve">的”映射-度量-管理”四步。</w:t>
+      </w:r>
+    </w:p>
+    <w:p>
+      <w:pPr>
+        <w:pStyle w:val="BodyText"/>
+      </w:pPr>
+      <w:r>
+        <w:rPr>
+          <w:rFonts w:hint="eastAsia"/>
+          <w:b/>
+          <w:bCs/>
+        </w:rPr>
+        <w:t xml:space="preserve">立法进度就是合规窗口</w:t>
+      </w:r>
+      <w:r>
+        <w:rPr>
+          <w:rFonts w:hint="eastAsia"/>
+        </w:rPr>
+        <w:t xml:space="preserve">（2026-09</w:t>
+      </w:r>
+      <w:r>
+        <w:t xml:space="preserve"> </w:t>
+      </w:r>
+      <w:r>
+        <w:rPr>
+          <w:rFonts w:hint="eastAsia"/>
+        </w:rPr>
+        <w:t xml:space="preserve">核实）：中国的统一《人工智能法》</w:t>
+      </w:r>
+      <w:r>
+        <w:rPr>
+          <w:rFonts w:hint="eastAsia"/>
+          <w:b/>
+          <w:bCs/>
+        </w:rPr>
+        <w:t xml:space="preserve">还没立</w:t>
+      </w:r>
+      <w:r>
+        <w:rPr>
+          <w:rFonts w:hint="eastAsia"/>
+        </w:rPr>
+        <w:t xml:space="preserve">，现行是”专项规范群”——生成式</w:t>
+      </w:r>
+      <w:r>
+        <w:t xml:space="preserve"> AI </w:t>
+      </w:r>
+      <w:r>
+        <w:rPr>
+          <w:rFonts w:hint="eastAsia"/>
+        </w:rPr>
+        <w:t xml:space="preserve">服务管理（2023）/深度合成（2023）/算法推荐（2022）/内容标识（2025-09</w:t>
+      </w:r>
+      <w:r>
+        <w:t xml:space="preserve"> </w:t>
+      </w:r>
+      <w:r>
+        <w:rPr>
+          <w:rFonts w:hint="eastAsia"/>
+        </w:rPr>
+        <w:t xml:space="preserve">施行）/拟人化互动服务（2026-07</w:t>
+      </w:r>
+      <w:r>
+        <w:t xml:space="preserve"> </w:t>
+      </w:r>
+      <w:r>
+        <w:rPr>
+          <w:rFonts w:hint="eastAsia"/>
+        </w:rPr>
+        <w:t xml:space="preserve">施行），群规还在加密，统一法大概率</w:t>
+      </w:r>
+      <w:r>
+        <w:t xml:space="preserve"> 2026-2027 </w:t>
+      </w:r>
+      <w:r>
+        <w:rPr>
+          <w:rFonts w:hint="eastAsia"/>
+        </w:rPr>
+        <w:t xml:space="preserve">落地。所以各位记住一句话：</w:t>
+      </w:r>
+      <w:r>
+        <w:rPr>
+          <w:rFonts w:hint="eastAsia"/>
+          <w:b/>
+          <w:bCs/>
+        </w:rPr>
+        <w:t xml:space="preserve">现在搭治理体系=抢合规红利；等法来了补=被动整改</w:t>
+      </w:r>
+      <w:r>
+        <w:rPr>
+          <w:rFonts w:hint="eastAsia"/>
+        </w:rPr>
+        <w:t xml:space="preserve">。这不是危言耸听，是窗口期定价。</w:t>
+      </w:r>
+    </w:p>
+    <w:p>
+      <w:pPr>
+        <w:pStyle w:val="BodyText"/>
+      </w:pPr>
+      <w:r>
+        <w:rPr>
+          <w:rFonts w:hint="eastAsia"/>
+          <w:b/>
+          <w:bCs/>
+        </w:rPr>
+        <w:t xml:space="preserve">再看欧盟</w:t>
+      </w:r>
+      <w:r>
+        <w:rPr>
+          <w:rFonts w:hint="eastAsia"/>
+        </w:rPr>
+        <w:t xml:space="preserve">（出海/供应链企业必看）：EU</w:t>
+      </w:r>
+      <w:r>
+        <w:t xml:space="preserve"> AI Act </w:t>
+      </w:r>
+      <w:r>
+        <w:rPr>
+          <w:rFonts w:hint="eastAsia"/>
+        </w:rPr>
+        <w:t xml:space="preserve">于</w:t>
+      </w:r>
+      <w:r>
+        <w:t xml:space="preserve"> </w:t>
+      </w:r>
+      <w:r>
+        <w:rPr>
+          <w:b/>
+          <w:bCs/>
+        </w:rPr>
+        <w:t xml:space="preserve">2026 </w:t>
+      </w:r>
+      <w:r>
+        <w:rPr>
+          <w:rFonts w:hint="eastAsia"/>
+          <w:b/>
+          <w:bCs/>
+        </w:rPr>
+        <w:t xml:space="preserve">年</w:t>
+      </w:r>
+      <w:r>
+        <w:rPr>
+          <w:b/>
+          <w:bCs/>
+        </w:rPr>
+        <w:t xml:space="preserve"> 8 </w:t>
+      </w:r>
+      <w:r>
+        <w:rPr>
+          <w:rFonts w:hint="eastAsia"/>
+          <w:b/>
+          <w:bCs/>
+        </w:rPr>
+        <w:t xml:space="preserve">月全面适用</w:t>
+      </w:r>
+      <w:r>
+        <w:rPr>
+          <w:rFonts w:hint="eastAsia"/>
+        </w:rPr>
+        <w:t xml:space="preserve">，AI</w:t>
+      </w:r>
+      <w:r>
+        <w:t xml:space="preserve"> Office </w:t>
+      </w:r>
+      <w:r>
+        <w:rPr>
+          <w:rFonts w:hint="eastAsia"/>
+        </w:rPr>
+        <w:t xml:space="preserve">开始执法。其中第</w:t>
+      </w:r>
+      <w:r>
+        <w:t xml:space="preserve"> 4 </w:t>
+      </w:r>
+      <w:r>
+        <w:rPr>
+          <w:rFonts w:hint="eastAsia"/>
+        </w:rPr>
+        <w:t xml:space="preserve">条”AI</w:t>
+      </w:r>
+      <w:r>
+        <w:t xml:space="preserve"> </w:t>
+      </w:r>
+      <w:r>
+        <w:rPr>
+          <w:rFonts w:hint="eastAsia"/>
+        </w:rPr>
+        <w:t xml:space="preserve">素养义务”早在</w:t>
+      </w:r>
+      <w:r>
+        <w:t xml:space="preserve"> 2025 </w:t>
+      </w:r>
+      <w:r>
+        <w:rPr>
+          <w:rFonts w:hint="eastAsia"/>
+        </w:rPr>
+        <w:t xml:space="preserve">年</w:t>
+      </w:r>
+      <w:r>
+        <w:t xml:space="preserve"> 2 </w:t>
+      </w:r>
+      <w:r>
+        <w:rPr>
+          <w:rFonts w:hint="eastAsia"/>
+        </w:rPr>
+        <w:t xml:space="preserve">月就生效了——</w:t>
+      </w:r>
+      <w:r>
+        <w:rPr>
+          <w:rFonts w:hint="eastAsia"/>
+          <w:b/>
+          <w:bCs/>
+        </w:rPr>
+        <w:t xml:space="preserve">企业必须保证操作</w:t>
+      </w:r>
+      <w:r>
+        <w:rPr>
+          <w:b/>
+          <w:bCs/>
+        </w:rPr>
+        <w:t xml:space="preserve"> AI </w:t>
+      </w:r>
+      <w:r>
+        <w:rPr>
+          <w:rFonts w:hint="eastAsia"/>
+          <w:b/>
+          <w:bCs/>
+        </w:rPr>
+        <w:t xml:space="preserve">的员工有足够素养，你办这三档培训本身就在履约</w:t>
+      </w:r>
+      <w:r>
+        <w:rPr>
+          <w:rFonts w:hint="eastAsia"/>
+        </w:rPr>
+        <w:t xml:space="preserve">。高风险系统义务</w:t>
+      </w:r>
+      <w:r>
+        <w:t xml:space="preserve"> </w:t>
+      </w:r>
+      <w:r>
+        <w:rPr>
+          <w:rFonts w:hint="eastAsia"/>
+        </w:rPr>
+        <w:t xml:space="preserve">2026-12（Annex</w:t>
+      </w:r>
+      <w:r>
+        <w:t xml:space="preserve"> </w:t>
+      </w:r>
+      <w:r>
+        <w:rPr>
+          <w:rFonts w:hint="eastAsia"/>
+        </w:rPr>
+        <w:t xml:space="preserve">III）和</w:t>
+      </w:r>
+      <w:r>
+        <w:t xml:space="preserve"> </w:t>
+      </w:r>
+      <w:r>
+        <w:rPr>
+          <w:rFonts w:hint="eastAsia"/>
+        </w:rPr>
+        <w:t xml:space="preserve">2028-08（受监管产品内嵌）分档落地；AI</w:t>
+      </w:r>
+      <w:r>
+        <w:t xml:space="preserve"> Omnibus </w:t>
+      </w:r>
+      <w:r>
+        <w:rPr>
+          <w:rFonts w:hint="eastAsia"/>
+        </w:rPr>
+        <w:t xml:space="preserve">简化包（2026-07-27</w:t>
+      </w:r>
+      <w:r>
+        <w:t xml:space="preserve"> </w:t>
+      </w:r>
+      <w:r>
+        <w:rPr>
+          <w:rFonts w:hint="eastAsia"/>
+        </w:rPr>
+        <w:t xml:space="preserve">生效）给小企业/创新场景留了豁免空间——别按最严版做全套，</w:t>
+      </w:r>
+      <w:r>
+        <w:rPr>
+          <w:rFonts w:hint="eastAsia"/>
+          <w:b/>
+          <w:bCs/>
+        </w:rPr>
+        <w:t xml:space="preserve">按实际风险分级</w:t>
+      </w:r>
+      <w:r>
+        <w:t xml:space="preserve">。</w:t>
       </w:r>
     </w:p>
     <w:p>
@@ -6166,7 +6455,43 @@
         <w:rPr>
           <w:rFonts w:hint="eastAsia"/>
         </w:rPr>
-        <w:t xml:space="preserve">前瞻：算法备案、数据出境、行业监管收紧→现在搭体系抢红利</w:t>
+        <w:t xml:space="preserve">前瞻：统一法未立（2026-08</w:t>
+      </w:r>
+      <w:r>
+        <w:t xml:space="preserve"> </w:t>
+      </w:r>
+      <w:r>
+        <w:rPr>
+          <w:rFonts w:hint="eastAsia"/>
+        </w:rPr>
+        <w:t xml:space="preserve">核实）但群规已跑起来、立法窗口</w:t>
+      </w:r>
+      <w:r>
+        <w:t xml:space="preserve"> </w:t>
+      </w:r>
+      <w:r>
+        <w:rPr>
+          <w:rFonts w:hint="eastAsia"/>
+        </w:rPr>
+        <w:t xml:space="preserve">2026-2027→现在搭体系抢红利；EU</w:t>
+      </w:r>
+      <w:r>
+        <w:t xml:space="preserve"> AI Act 2026-08 </w:t>
+      </w:r>
+      <w:r>
+        <w:rPr>
+          <w:rFonts w:hint="eastAsia"/>
+        </w:rPr>
+        <w:t xml:space="preserve">全面执法+第4条素养义务→三档培训即履约；出海企业高风险义务</w:t>
+      </w:r>
+      <w:r>
+        <w:t xml:space="preserve"> 2026-12 </w:t>
+      </w:r>
+      <w:r>
+        <w:rPr>
+          <w:rFonts w:hint="eastAsia"/>
+        </w:rPr>
+        <w:t xml:space="preserve">起最严→先分级再定按哪套标准做</w:t>
       </w:r>
     </w:p>
     <w:bookmarkEnd w:id="41"/>

--- a/企业AI培训_交付包/高级课程_完整交付包/04_授课讲义/高级_授课讲义.docx
+++ b/企业AI培训_交付包/高级课程_完整交付包/04_授课讲义/高级_授课讲义.docx
@@ -3939,7 +3939,26 @@
         <w:rPr>
           <w:rFonts w:hint="eastAsia"/>
         </w:rPr>
-        <w:t xml:space="preserve">测算表》（含基线、预期改善、成本项、回收期、财务语言汇报稿）</w:t>
+        <w:t xml:space="preserve">测算表》（含基线、预期改善、成本项、回收期、财务语言汇报稿）——用</w:t>
+      </w:r>
+      <w:r>
+        <w:t xml:space="preserve"> </w:t>
+      </w:r>
+      <w:r>
+        <w:rPr>
+          <w:rStyle w:val="VerbatimChar"/>
+          <w:rFonts w:hint="eastAsia"/>
+        </w:rPr>
+        <w:t xml:space="preserve">05_学员资源/AI项目ROI看板_模板.md</w:t>
+      </w:r>
+      <w:r>
+        <w:t xml:space="preserve"> </w:t>
+      </w:r>
+      <w:r>
+        <w:rPr>
+          <w:rFonts w:hint="eastAsia"/>
+        </w:rPr>
+        <w:t xml:space="preserve">第二部分五步账填，预计/已验证分两列</w:t>
       </w:r>
     </w:p>
     <w:p>
@@ -5540,6 +5559,78 @@
       </w:r>
     </w:p>
     <w:p>
+      <w:pPr>
+        <w:pStyle w:val="Compact"/>
+        <w:numPr>
+          <w:ilvl w:val="0"/>
+          <w:numId w:val="1022"/>
+        </w:numPr>
+      </w:pPr>
+      <w:r>
+        <w:rPr>
+          <w:rFonts w:hint="eastAsia"/>
+        </w:rPr>
+        <w:t xml:space="preserve">落地文件三件（发学员回去直接改）：</w:t>
+      </w:r>
+      <w:r>
+        <w:rPr>
+          <w:rStyle w:val="VerbatimChar"/>
+          <w:rFonts w:hint="eastAsia"/>
+        </w:rPr>
+        <w:t xml:space="preserve">05_学员资源/八支柱工具包_01_AI倡导者手册</w:t>
+      </w:r>
+      <w:r>
+        <w:rPr>
+          <w:rFonts w:hint="eastAsia"/>
+        </w:rPr>
+        <w:t xml:space="preserve">（招募公告+倡导者卡已写好）、</w:t>
+      </w:r>
+      <w:r>
+        <w:rPr>
+          <w:rStyle w:val="VerbatimChar"/>
+          <w:rFonts w:hint="eastAsia"/>
+        </w:rPr>
+        <w:t xml:space="preserve">05_学员资源/八支柱工具包_02_实践社区章程</w:t>
+      </w:r>
+      <w:r>
+        <w:rPr>
+          <w:rFonts w:hint="eastAsia"/>
+        </w:rPr>
+        <w:t xml:space="preserve">（10</w:t>
+      </w:r>
+      <w:r>
+        <w:t xml:space="preserve"> </w:t>
+      </w:r>
+      <w:r>
+        <w:rPr>
+          <w:rFonts w:hint="eastAsia"/>
+        </w:rPr>
+        <w:t xml:space="preserve">条章程+案例一页纸标准）、</w:t>
+      </w:r>
+      <w:r>
+        <w:rPr>
+          <w:rStyle w:val="VerbatimChar"/>
+          <w:rFonts w:hint="eastAsia"/>
+        </w:rPr>
+        <w:t xml:space="preserve">05_学员资源/八支柱工具包_03_分级工具政策模板</w:t>
+      </w:r>
+      <w:r>
+        <w:rPr>
+          <w:rFonts w:hint="eastAsia"/>
+        </w:rPr>
+        <w:t xml:space="preserve">（L1/L2/L3</w:t>
+      </w:r>
+      <w:r>
+        <w:t xml:space="preserve"> </w:t>
+      </w:r>
+      <w:r>
+        <w:rPr>
+          <w:rFonts w:hint="eastAsia"/>
+        </w:rPr>
+        <w:t xml:space="preserve">矩阵+准入四问，高管签发即用）</w:t>
+      </w:r>
+    </w:p>
+    <w:p>
       <w:r>
         <w:pict>
           <v:rect style="width:0;height:1.5pt" o:hralign="center" o:hrstd="t" o:hr="t"/>
@@ -7484,16 +7575,95 @@
         <w:rPr>
           <w:rFonts w:hint="eastAsia"/>
         </w:rPr>
-        <w:t xml:space="preserve">（含梯度定位、架构选型、数据治理补强、ROI</w:t>
-      </w:r>
-      <w:r>
-        <w:t xml:space="preserve"> </w:t>
-      </w:r>
-      <w:r>
-        <w:rPr>
-          <w:rFonts w:hint="eastAsia"/>
-        </w:rPr>
-        <w:t xml:space="preserve">测算、八支柱落地计划、风险护栏）</w:t>
+        <w:t xml:space="preserve">（用</w:t>
+      </w:r>
+      <w:r>
+        <w:t xml:space="preserve"> </w:t>
+      </w:r>
+      <w:r>
+        <w:rPr>
+          <w:rStyle w:val="VerbatimChar"/>
+          <w:rFonts w:hint="eastAsia"/>
+        </w:rPr>
+        <w:t xml:space="preserve">05_学员资源/企业AI规划路线图_模板.md</w:t>
+      </w:r>
+      <w:r>
+        <w:t xml:space="preserve"> </w:t>
+      </w:r>
+      <w:r>
+        <w:rPr>
+          <w:rFonts w:hint="eastAsia"/>
+        </w:rPr>
+        <w:t xml:space="preserve">填，8</w:t>
+      </w:r>
+      <w:r>
+        <w:t xml:space="preserve"> </w:t>
+      </w:r>
+      <w:r>
+        <w:rPr>
+          <w:rFonts w:hint="eastAsia"/>
+        </w:rPr>
+        <w:t xml:space="preserve">部分直接上董事会）</w:t>
+      </w:r>
+    </w:p>
+    <w:p>
+      <w:pPr>
+        <w:pStyle w:val="Compact"/>
+        <w:numPr>
+          <w:ilvl w:val="0"/>
+          <w:numId w:val="1030"/>
+        </w:numPr>
+      </w:pPr>
+      <w:r>
+        <w:rPr>
+          <w:rFonts w:hint="eastAsia"/>
+          <w:b/>
+          <w:bCs/>
+        </w:rPr>
+        <w:t xml:space="preserve">标杆拆解作业</w:t>
+      </w:r>
+      <w:r>
+        <w:rPr>
+          <w:rFonts w:hint="eastAsia"/>
+        </w:rPr>
+        <w:t xml:space="preserve">（用</w:t>
+      </w:r>
+      <w:r>
+        <w:t xml:space="preserve"> </w:t>
+      </w:r>
+      <w:r>
+        <w:rPr>
+          <w:rStyle w:val="VerbatimChar"/>
+          <w:rFonts w:hint="eastAsia"/>
+        </w:rPr>
+        <w:t xml:space="preserve">05_学员资源/标杆案例集.md</w:t>
+      </w:r>
+      <w:r>
+        <w:t xml:space="preserve"> </w:t>
+      </w:r>
+      <w:r>
+        <w:rPr>
+          <w:rFonts w:hint="eastAsia"/>
+        </w:rPr>
+        <w:t xml:space="preserve">的学员作业表，交</w:t>
+      </w:r>
+      <w:r>
+        <w:t xml:space="preserve"> 1 </w:t>
+      </w:r>
+      <w:r>
+        <w:rPr>
+          <w:rFonts w:hint="eastAsia"/>
+        </w:rPr>
+        <w:t xml:space="preserve">个自选标杆的拆解</w:t>
+      </w:r>
+      <w:r>
+        <w:t xml:space="preserve"> + 3 </w:t>
+      </w:r>
+      <w:r>
+        <w:rPr>
+          <w:rFonts w:hint="eastAsia"/>
+        </w:rPr>
+        <w:t xml:space="preserve">个可抄动作）</w:t>
       </w:r>
     </w:p>
     <w:p>
@@ -7662,6 +7832,49 @@
         </w:rPr>
         <w:t xml:space="preserve">测算模板</w:t>
       </w:r>
+      <w:r>
+        <w:t xml:space="preserve"> → </w:t>
+      </w:r>
+      <w:r>
+        <w:rPr>
+          <w:rFonts w:hint="eastAsia"/>
+        </w:rPr>
+        <w:t xml:space="preserve">已实体化为</w:t>
+      </w:r>
+      <w:r>
+        <w:t xml:space="preserve"> </w:t>
+      </w:r>
+      <w:r>
+        <w:rPr>
+          <w:rStyle w:val="VerbatimChar"/>
+          <w:rFonts w:hint="eastAsia"/>
+        </w:rPr>
+        <w:t xml:space="preserve">05_学员资源/AI项目ROI看板_模板.md</w:t>
+      </w:r>
+      <w:r>
+        <w:rPr>
+          <w:rFonts w:hint="eastAsia"/>
+        </w:rPr>
+        <w:t xml:space="preserve">（指标看板</w:t>
+      </w:r>
+      <w:r>
+        <w:t xml:space="preserve"> + </w:t>
+      </w:r>
+      <w:r>
+        <w:rPr>
+          <w:rFonts w:hint="eastAsia"/>
+        </w:rPr>
+        <w:t xml:space="preserve">五步账</w:t>
+      </w:r>
+      <w:r>
+        <w:t xml:space="preserve"> + </w:t>
+      </w:r>
+      <w:r>
+        <w:rPr>
+          <w:rFonts w:hint="eastAsia"/>
+        </w:rPr>
+        <w:t xml:space="preserve">月度运营）</w:t>
+      </w:r>
     </w:p>
     <w:p>
       <w:pPr>
@@ -7686,6 +7899,25 @@
         </w:rPr>
         <w:t xml:space="preserve">天奠基行动清单</w:t>
       </w:r>
+      <w:r>
+        <w:t xml:space="preserve"> → </w:t>
+      </w:r>
+      <w:r>
+        <w:rPr>
+          <w:rFonts w:hint="eastAsia"/>
+        </w:rPr>
+        <w:t xml:space="preserve">路线图模板第五部分；落地三件见</w:t>
+      </w:r>
+      <w:r>
+        <w:t xml:space="preserve"> </w:t>
+      </w:r>
+      <w:r>
+        <w:rPr>
+          <w:rStyle w:val="VerbatimChar"/>
+          <w:rFonts w:hint="eastAsia"/>
+        </w:rPr>
+        <w:t xml:space="preserve">05_学员资源/八支柱工具包_01/02/03</w:t>
+      </w:r>
     </w:p>
     <w:p>
       <w:pPr>
@@ -7699,7 +7931,25 @@
         <w:rPr>
           <w:rFonts w:hint="eastAsia"/>
         </w:rPr>
-        <w:t xml:space="preserve">指标看板草样（MAU/MEU、用户分层、业务影响）</w:t>
+        <w:t xml:space="preserve">指标看板草样（MAU/MEU、用户分层、业务影响）→</w:t>
+      </w:r>
+      <w:r>
+        <w:t xml:space="preserve"> </w:t>
+      </w:r>
+      <w:r>
+        <w:rPr>
+          <w:rFonts w:hint="eastAsia"/>
+        </w:rPr>
+        <w:t xml:space="preserve">路线图模板第四部分</w:t>
+      </w:r>
+      <w:r>
+        <w:t xml:space="preserve"> + ROI </w:t>
+      </w:r>
+      <w:r>
+        <w:rPr>
+          <w:rFonts w:hint="eastAsia"/>
+        </w:rPr>
+        <w:t xml:space="preserve">看板模板第一部分</w:t>
       </w:r>
     </w:p>
     <w:p>
